--- a/fiction/notes/active-notebook-0_20050430.docx
+++ b/fiction/notes/active-notebook-0_20050430.docx
@@ -5,908 +5,1600 @@
     <w:p>
       <w:pPr>
         <w:jc w:val="both"/>
-      </w:pPr>
-      <w:r>
+        <w:rPr>
+          <w:rFonts w:ascii="Montserrat" w:hAnsi="Montserrat"/>
+          <w:sz w:val="24"/>
+        </w:rPr>
+      </w:pPr>
+      <w:r>
+        <w:rPr>
+          <w:rFonts w:ascii="Montserrat" w:hAnsi="Montserrat"/>
+          <w:sz w:val="24"/>
+        </w:rPr>
         <w:t xml:space="preserve">Active Notebook </w:t>
       </w:r>
     </w:p>
     <w:p>
       <w:pPr>
         <w:jc w:val="both"/>
-      </w:pPr>
-    </w:p>
-    <w:p>
-      <w:pPr>
-        <w:jc w:val="both"/>
-      </w:pPr>
-    </w:p>
-    <w:p>
-      <w:pPr>
-        <w:jc w:val="both"/>
-      </w:pPr>
-      <w:r>
+        <w:rPr>
+          <w:rFonts w:ascii="Montserrat" w:hAnsi="Montserrat"/>
+          <w:sz w:val="24"/>
+        </w:rPr>
+      </w:pPr>
+    </w:p>
+    <w:p>
+      <w:pPr>
+        <w:jc w:val="both"/>
+        <w:rPr>
+          <w:rFonts w:ascii="Montserrat" w:hAnsi="Montserrat"/>
+          <w:sz w:val="24"/>
+        </w:rPr>
+      </w:pPr>
+    </w:p>
+    <w:p>
+      <w:pPr>
+        <w:jc w:val="both"/>
+        <w:rPr>
+          <w:rFonts w:ascii="Montserrat" w:hAnsi="Montserrat"/>
+          <w:sz w:val="24"/>
+        </w:rPr>
+      </w:pPr>
+      <w:r>
+        <w:rPr>
+          <w:rFonts w:ascii="Montserrat" w:hAnsi="Montserrat"/>
+          <w:sz w:val="24"/>
+        </w:rPr>
         <w:t>Fantasy Sci-Fi Pilot Project Revision</w:t>
       </w:r>
     </w:p>
     <w:p>
       <w:pPr>
         <w:jc w:val="both"/>
-      </w:pPr>
-    </w:p>
-    <w:p>
-      <w:pPr>
-        <w:jc w:val="both"/>
-      </w:pPr>
-      <w:r>
-        <w:t xml:space="preserve">Material from several different versions of the Avatar Project, </w:t>
-      </w:r>
-      <w:proofErr w:type="gramStart"/>
-      <w:r>
-        <w:t>combined together</w:t>
-      </w:r>
-      <w:proofErr w:type="gramEnd"/>
-      <w:r>
-        <w:t xml:space="preserve">, form the nucleus of an open-ended series exploring the evolution of the main character's psionic potential. Several additional ideas are explored, including a paradox in which Phoenix creates herself. As a result of an accident, the seven-year-old Phoenix was mentally thrust back in time at the time of her mother's death, emerging twenty years earlier as a psychic entity. An autistic boy with precognitive abilities served as the catalyst and bridge for her temporal displacement. He provides the ghost girl with an anchor--and occasionally, a body--in </w:t>
-      </w:r>
-      <w:proofErr w:type="gramStart"/>
-      <w:r>
-        <w:t>the past-</w:t>
-      </w:r>
-      <w:proofErr w:type="gramEnd"/>
-      <w:r>
-        <w:t xml:space="preserve">present. She provides him with temporary relief from the disorientation of perceiving an ever-changing, infinitely variable future. Their cooperation enables them to develop and master their powers, eventually becoming independent of each other as </w:t>
-      </w:r>
-      <w:proofErr w:type="gramStart"/>
-      <w:r>
-        <w:t>she creates</w:t>
-      </w:r>
-      <w:proofErr w:type="gramEnd"/>
-      <w:r>
-        <w:t xml:space="preserve"> a body for herself, and </w:t>
-      </w:r>
-      <w:proofErr w:type="gramStart"/>
-      <w:r>
-        <w:t>he becomes</w:t>
-      </w:r>
-      <w:proofErr w:type="gramEnd"/>
-      <w:r>
-        <w:t xml:space="preserve"> able to live in the moment. Of course, this was complicated by the relentless efforts of a powerful organization to capture them and exploit their psionic abilities. Pursued by psionic agents and capture teams, Dragon and Phoenix grew up on the run, aided by rogue agents and underground psionics. </w:t>
-      </w:r>
-    </w:p>
-    <w:p>
-      <w:pPr>
-        <w:jc w:val="both"/>
-      </w:pPr>
-    </w:p>
-    <w:p>
-      <w:pPr>
-        <w:jc w:val="both"/>
-      </w:pPr>
-      <w:r>
-        <w:t xml:space="preserve"> Avonlea was the daughter of a conjurer and a sorcerer. Her mother was, in simple terms, a witch--a maiden of the goddess. Her father was, in equally simple terms, a witch-hunter--a paladin of the god. Her parents had been born into an era of violent reform in which a new form of magic and a new religion had </w:t>
-      </w:r>
-      <w:proofErr w:type="gramStart"/>
-      <w:r>
-        <w:t>combined</w:t>
-      </w:r>
-      <w:proofErr w:type="gramEnd"/>
-      <w:r>
-        <w:t xml:space="preserve"> to wipe out the ancient ways of their people. Ironically, the basis for conjury and sorcery was the same, psychic ability. Conjury was the subtle and sometimes dangerous art of communing with spirits. A conjuror worked with the spirits of animals and elementals, both mortal and immortal. </w:t>
-      </w:r>
-    </w:p>
-    <w:p>
-      <w:pPr>
-        <w:jc w:val="both"/>
-      </w:pPr>
-    </w:p>
-    <w:p>
-      <w:pPr>
-        <w:jc w:val="both"/>
-      </w:pPr>
-    </w:p>
-    <w:p>
-      <w:pPr>
-        <w:jc w:val="both"/>
-      </w:pPr>
-      <w:r>
+        <w:rPr>
+          <w:rFonts w:ascii="Montserrat" w:hAnsi="Montserrat"/>
+          <w:sz w:val="24"/>
+        </w:rPr>
+      </w:pPr>
+    </w:p>
+    <w:p>
+      <w:pPr>
+        <w:jc w:val="both"/>
+        <w:rPr>
+          <w:rFonts w:ascii="Montserrat" w:hAnsi="Montserrat"/>
+          <w:sz w:val="24"/>
+        </w:rPr>
+      </w:pPr>
+      <w:r>
+        <w:rPr>
+          <w:rFonts w:ascii="Montserrat" w:hAnsi="Montserrat"/>
+          <w:sz w:val="24"/>
+        </w:rPr>
+        <w:t xml:space="preserve">Material from several different versions of the Avatar Project, combined together, form the nucleus of an open-ended series exploring the evolution of the main character's psionic potential. Several additional ideas are explored, including a paradox in which Phoenix creates herself. As a result of an accident, the seven-year-old Phoenix was mentally thrust back in time at the time of her mother's death, emerging twenty years earlier as a psychic entity. An autistic boy with precognitive abilities served as the catalyst and bridge for her temporal displacement. He provides the ghost girl with an anchor--and occasionally, a body--in the past-present. She provides him with temporary relief from the disorientation of perceiving an ever-changing, infinitely variable future. Their cooperation enables them to develop and master their powers, eventually becoming independent of each other as she creates a body for herself, and he becomes able to live in the moment. Of course, this was complicated by the relentless efforts of a powerful organization to capture them and exploit their psionic abilities. Pursued by psionic agents and capture teams, Dragon and Phoenix grew up on the run, aided by rogue agents and underground psionics. </w:t>
+      </w:r>
+    </w:p>
+    <w:p>
+      <w:pPr>
+        <w:jc w:val="both"/>
+        <w:rPr>
+          <w:rFonts w:ascii="Montserrat" w:hAnsi="Montserrat"/>
+          <w:sz w:val="24"/>
+        </w:rPr>
+      </w:pPr>
+    </w:p>
+    <w:p>
+      <w:pPr>
+        <w:jc w:val="both"/>
+        <w:rPr>
+          <w:rFonts w:ascii="Montserrat" w:hAnsi="Montserrat"/>
+          <w:sz w:val="24"/>
+        </w:rPr>
+      </w:pPr>
+      <w:r>
+        <w:rPr>
+          <w:rFonts w:ascii="Montserrat" w:hAnsi="Montserrat"/>
+          <w:sz w:val="24"/>
+        </w:rPr>
+        <w:t xml:space="preserve"> Avonlea was the daughter of a conjurer and a sorcerer. Her mother was, in simple terms, a witch--a maiden of the goddess. Her father was, in equally simple terms, a witch-hunter--a paladin of the god. Her parents had been born into an era of violent reform in which a new form of magic and a new religion had combined to wipe out the ancient ways of their people. Ironically, the basis for conjury and sorcery was the same, psychic ability. Conjury was the subtle and sometimes dangerous art of communing with spirits. A conjuror worked with the spirits of animals and elementals, both mortal and immortal. </w:t>
+      </w:r>
+    </w:p>
+    <w:p>
+      <w:pPr>
+        <w:jc w:val="both"/>
+        <w:rPr>
+          <w:rFonts w:ascii="Montserrat" w:hAnsi="Montserrat"/>
+          <w:sz w:val="24"/>
+        </w:rPr>
+      </w:pPr>
+    </w:p>
+    <w:p>
+      <w:pPr>
+        <w:jc w:val="both"/>
+        <w:rPr>
+          <w:rFonts w:ascii="Montserrat" w:hAnsi="Montserrat"/>
+          <w:sz w:val="24"/>
+        </w:rPr>
+      </w:pPr>
+    </w:p>
+    <w:p>
+      <w:pPr>
+        <w:jc w:val="both"/>
+        <w:rPr>
+          <w:rFonts w:ascii="Montserrat" w:hAnsi="Montserrat"/>
+          <w:sz w:val="24"/>
+        </w:rPr>
+      </w:pPr>
+      <w:r>
+        <w:rPr>
+          <w:rFonts w:ascii="Montserrat" w:hAnsi="Montserrat"/>
+          <w:sz w:val="24"/>
+        </w:rPr>
         <w:t>Fantasy Pilot Project Revision</w:t>
       </w:r>
     </w:p>
     <w:p>
       <w:pPr>
         <w:jc w:val="both"/>
-      </w:pPr>
-    </w:p>
-    <w:p>
-      <w:pPr>
-        <w:jc w:val="both"/>
-      </w:pPr>
-      <w:r>
+        <w:rPr>
+          <w:rFonts w:ascii="Montserrat" w:hAnsi="Montserrat"/>
+          <w:sz w:val="24"/>
+        </w:rPr>
+      </w:pPr>
+    </w:p>
+    <w:p>
+      <w:pPr>
+        <w:jc w:val="both"/>
+        <w:rPr>
+          <w:rFonts w:ascii="Montserrat" w:hAnsi="Montserrat"/>
+          <w:sz w:val="24"/>
+        </w:rPr>
+      </w:pPr>
+      <w:r>
+        <w:rPr>
+          <w:rFonts w:ascii="Montserrat" w:hAnsi="Montserrat"/>
+          <w:sz w:val="24"/>
+        </w:rPr>
         <w:t xml:space="preserve">Three stories, possibly short stories, explore the events that lead to the conception of Dusk and Dawn and their initiation under Ash and Ember. </w:t>
       </w:r>
     </w:p>
     <w:p>
       <w:pPr>
         <w:jc w:val="both"/>
-      </w:pPr>
-    </w:p>
-    <w:p>
-      <w:pPr>
-        <w:jc w:val="both"/>
-      </w:pPr>
-    </w:p>
-    <w:p>
-      <w:pPr>
-        <w:jc w:val="both"/>
-      </w:pPr>
-      <w:r>
+        <w:rPr>
+          <w:rFonts w:ascii="Montserrat" w:hAnsi="Montserrat"/>
+          <w:sz w:val="24"/>
+        </w:rPr>
+      </w:pPr>
+    </w:p>
+    <w:p>
+      <w:pPr>
+        <w:jc w:val="both"/>
+        <w:rPr>
+          <w:rFonts w:ascii="Montserrat" w:hAnsi="Montserrat"/>
+          <w:sz w:val="24"/>
+        </w:rPr>
+      </w:pPr>
+    </w:p>
+    <w:p>
+      <w:pPr>
+        <w:jc w:val="both"/>
+        <w:rPr>
+          <w:rFonts w:ascii="Montserrat" w:hAnsi="Montserrat"/>
+          <w:sz w:val="24"/>
+        </w:rPr>
+      </w:pPr>
+      <w:r>
+        <w:rPr>
+          <w:rFonts w:ascii="Montserrat" w:hAnsi="Montserrat"/>
+          <w:sz w:val="24"/>
+        </w:rPr>
         <w:t>Episode One</w:t>
       </w:r>
     </w:p>
     <w:p>
       <w:pPr>
         <w:jc w:val="both"/>
-      </w:pPr>
-    </w:p>
-    <w:p>
-      <w:pPr>
-        <w:jc w:val="both"/>
-      </w:pPr>
-      <w:r>
-        <w:t xml:space="preserve">Ash and Ember became fused together </w:t>
-      </w:r>
-      <w:proofErr w:type="gramStart"/>
-      <w:r>
-        <w:t>as a result of</w:t>
-      </w:r>
-      <w:proofErr w:type="gramEnd"/>
-      <w:r>
-        <w:t xml:space="preserve"> pooling their resources as an artist and a muse in battle. Their union gave rise to a new consciousness; an androgynous being that could become either male or female. A child who eclipsed her own parents, </w:t>
-      </w:r>
-      <w:proofErr w:type="gramStart"/>
-      <w:r>
-        <w:t>Cinder</w:t>
-      </w:r>
-      <w:proofErr w:type="gramEnd"/>
-      <w:r>
-        <w:t xml:space="preserve"> was born fully formed. She was immediately confronted by the demon that had been sent to destroy her parents. When she emerged victorious, she was mistaken for a demon by her parents' allies. Unable to explain who or what she was, the feelings she had inherited from her parents compelled her to flee rather than fight. </w:t>
-      </w:r>
-      <w:proofErr w:type="gramStart"/>
-      <w:r>
-        <w:t>In an attempt to</w:t>
-      </w:r>
-      <w:proofErr w:type="gramEnd"/>
-      <w:r>
-        <w:t xml:space="preserve"> avoid capture, Cinder stumbled upon her ability to assume female form. Her transformation gave her captors pause, and at their prompting, she discovered that she could also assume male form and adopted the alias, Coal, for that form. Once her captors fully examined her, confirming her origins in Ash and Ember and recognizing her as a unique entity, they named her a child of extraordinary circumstances. </w:t>
-      </w:r>
-    </w:p>
-    <w:p>
-      <w:pPr>
-        <w:jc w:val="both"/>
-      </w:pPr>
-    </w:p>
-    <w:p>
-      <w:pPr>
-        <w:jc w:val="both"/>
-      </w:pPr>
-      <w:r>
+        <w:rPr>
+          <w:rFonts w:ascii="Montserrat" w:hAnsi="Montserrat"/>
+          <w:sz w:val="24"/>
+        </w:rPr>
+      </w:pPr>
+    </w:p>
+    <w:p>
+      <w:pPr>
+        <w:jc w:val="both"/>
+        <w:rPr>
+          <w:rFonts w:ascii="Montserrat" w:hAnsi="Montserrat"/>
+          <w:sz w:val="24"/>
+        </w:rPr>
+      </w:pPr>
+      <w:r>
+        <w:rPr>
+          <w:rFonts w:ascii="Montserrat" w:hAnsi="Montserrat"/>
+          <w:sz w:val="24"/>
+        </w:rPr>
+        <w:t xml:space="preserve">Ash and Ember became fused together as a result of pooling their resources as an artist and a muse in battle. Their union gave rise to a new consciousness; an androgynous being that could become either male or female. A child who eclipsed her own parents, Cinder was born fully formed. She was immediately confronted by the demon that had been sent to destroy her parents. When she emerged victorious, she was mistaken for a demon by her parents' allies. Unable to explain who or what she was, the feelings she had inherited from her parents compelled her to flee rather than fight. In an attempt to avoid capture, Cinder stumbled upon her ability to assume female form. Her transformation gave her captors pause, and at their prompting, she discovered that she could also assume male form and adopted the alias, Coal, for that form. Once her captors fully examined her, confirming her origins in Ash and Ember and recognizing her as a unique entity, they named her a child of extraordinary circumstances. </w:t>
+      </w:r>
+    </w:p>
+    <w:p>
+      <w:pPr>
+        <w:jc w:val="both"/>
+        <w:rPr>
+          <w:rFonts w:ascii="Montserrat" w:hAnsi="Montserrat"/>
+          <w:sz w:val="24"/>
+        </w:rPr>
+      </w:pPr>
+    </w:p>
+    <w:p>
+      <w:pPr>
+        <w:jc w:val="both"/>
+        <w:rPr>
+          <w:rFonts w:ascii="Montserrat" w:hAnsi="Montserrat"/>
+          <w:sz w:val="24"/>
+        </w:rPr>
+      </w:pPr>
+      <w:r>
+        <w:rPr>
+          <w:rFonts w:ascii="Montserrat" w:hAnsi="Montserrat"/>
+          <w:sz w:val="24"/>
+        </w:rPr>
         <w:t>A training session</w:t>
       </w:r>
     </w:p>
     <w:p>
       <w:pPr>
         <w:jc w:val="both"/>
-      </w:pPr>
-      <w:r>
+        <w:rPr>
+          <w:rFonts w:ascii="Montserrat" w:hAnsi="Montserrat"/>
+          <w:sz w:val="24"/>
+        </w:rPr>
+      </w:pPr>
+      <w:r>
+        <w:rPr>
+          <w:rFonts w:ascii="Montserrat" w:hAnsi="Montserrat"/>
+          <w:sz w:val="24"/>
+        </w:rPr>
         <w:t>Ash and Ember were sponsored to the academy through the same house</w:t>
       </w:r>
     </w:p>
     <w:p>
       <w:pPr>
         <w:jc w:val="both"/>
-      </w:pPr>
-      <w:r>
+        <w:rPr>
+          <w:rFonts w:ascii="Montserrat" w:hAnsi="Montserrat"/>
+          <w:sz w:val="24"/>
+        </w:rPr>
+      </w:pPr>
+      <w:r>
+        <w:rPr>
+          <w:rFonts w:ascii="Montserrat" w:hAnsi="Montserrat"/>
+          <w:sz w:val="24"/>
+        </w:rPr>
         <w:t>Ash and Ember were descendants of rival houses in exile</w:t>
       </w:r>
     </w:p>
     <w:p>
       <w:pPr>
         <w:jc w:val="both"/>
-      </w:pPr>
-    </w:p>
-    <w:p>
-      <w:pPr>
-        <w:jc w:val="both"/>
-      </w:pPr>
-      <w:r>
+        <w:rPr>
+          <w:rFonts w:ascii="Montserrat" w:hAnsi="Montserrat"/>
+          <w:sz w:val="24"/>
+        </w:rPr>
+      </w:pPr>
+    </w:p>
+    <w:p>
+      <w:pPr>
+        <w:jc w:val="both"/>
+        <w:rPr>
+          <w:rFonts w:ascii="Montserrat" w:hAnsi="Montserrat"/>
+          <w:sz w:val="24"/>
+        </w:rPr>
+      </w:pPr>
+      <w:r>
+        <w:rPr>
+          <w:rFonts w:ascii="Montserrat" w:hAnsi="Montserrat"/>
+          <w:sz w:val="24"/>
+        </w:rPr>
         <w:t>A confrontation in the bath</w:t>
       </w:r>
     </w:p>
     <w:p>
       <w:pPr>
         <w:jc w:val="both"/>
-      </w:pPr>
-      <w:r>
+        <w:rPr>
+          <w:rFonts w:ascii="Montserrat" w:hAnsi="Montserrat"/>
+          <w:sz w:val="24"/>
+        </w:rPr>
+      </w:pPr>
+      <w:r>
+        <w:rPr>
+          <w:rFonts w:ascii="Montserrat" w:hAnsi="Montserrat"/>
+          <w:sz w:val="24"/>
+        </w:rPr>
         <w:t>Ash and Ember were paired as initiates prior to discovering each other's true house affiliations</w:t>
       </w:r>
     </w:p>
     <w:p>
       <w:pPr>
         <w:jc w:val="both"/>
-      </w:pPr>
-      <w:r>
+        <w:rPr>
+          <w:rFonts w:ascii="Montserrat" w:hAnsi="Montserrat"/>
+          <w:sz w:val="24"/>
+        </w:rPr>
+      </w:pPr>
+      <w:r>
+        <w:rPr>
+          <w:rFonts w:ascii="Montserrat" w:hAnsi="Montserrat"/>
+          <w:sz w:val="24"/>
+        </w:rPr>
         <w:t>Ash and Ember became lovers only to break up when they discovered each other's house affiliations</w:t>
       </w:r>
     </w:p>
     <w:p>
       <w:pPr>
         <w:jc w:val="both"/>
-      </w:pPr>
-    </w:p>
-    <w:p>
-      <w:pPr>
-        <w:jc w:val="both"/>
-      </w:pPr>
-      <w:r>
+        <w:rPr>
+          <w:rFonts w:ascii="Montserrat" w:hAnsi="Montserrat"/>
+          <w:sz w:val="24"/>
+        </w:rPr>
+      </w:pPr>
+    </w:p>
+    <w:p>
+      <w:pPr>
+        <w:jc w:val="both"/>
+        <w:rPr>
+          <w:rFonts w:ascii="Montserrat" w:hAnsi="Montserrat"/>
+          <w:sz w:val="24"/>
+        </w:rPr>
+      </w:pPr>
+      <w:r>
+        <w:rPr>
+          <w:rFonts w:ascii="Montserrat" w:hAnsi="Montserrat"/>
+          <w:sz w:val="24"/>
+        </w:rPr>
         <w:t>An intruder in the night</w:t>
       </w:r>
     </w:p>
     <w:p>
       <w:pPr>
         <w:jc w:val="both"/>
-      </w:pPr>
-      <w:r>
+        <w:rPr>
+          <w:rFonts w:ascii="Montserrat" w:hAnsi="Montserrat"/>
+          <w:sz w:val="24"/>
+        </w:rPr>
+      </w:pPr>
+      <w:r>
+        <w:rPr>
+          <w:rFonts w:ascii="Montserrat" w:hAnsi="Montserrat"/>
+          <w:sz w:val="24"/>
+        </w:rPr>
         <w:t>Ash and Ember were reunited in service to their patron house</w:t>
       </w:r>
     </w:p>
     <w:p>
       <w:pPr>
         <w:jc w:val="both"/>
-      </w:pPr>
-      <w:r>
+        <w:rPr>
+          <w:rFonts w:ascii="Montserrat" w:hAnsi="Montserrat"/>
+          <w:sz w:val="24"/>
+        </w:rPr>
+      </w:pPr>
+      <w:r>
+        <w:rPr>
+          <w:rFonts w:ascii="Montserrat" w:hAnsi="Montserrat"/>
+          <w:sz w:val="24"/>
+        </w:rPr>
         <w:t>Ash and Ember became involved in defending their patron house from a powerful enemy</w:t>
       </w:r>
     </w:p>
     <w:p>
       <w:pPr>
         <w:jc w:val="both"/>
-      </w:pPr>
-    </w:p>
-    <w:p>
-      <w:pPr>
-        <w:jc w:val="both"/>
-      </w:pPr>
-      <w:r>
+        <w:rPr>
+          <w:rFonts w:ascii="Montserrat" w:hAnsi="Montserrat"/>
+          <w:sz w:val="24"/>
+        </w:rPr>
+      </w:pPr>
+    </w:p>
+    <w:p>
+      <w:pPr>
+        <w:jc w:val="both"/>
+        <w:rPr>
+          <w:rFonts w:ascii="Montserrat" w:hAnsi="Montserrat"/>
+          <w:sz w:val="24"/>
+        </w:rPr>
+      </w:pPr>
+      <w:r>
+        <w:rPr>
+          <w:rFonts w:ascii="Montserrat" w:hAnsi="Montserrat"/>
+          <w:sz w:val="24"/>
+        </w:rPr>
         <w:t>An unearthly foe</w:t>
       </w:r>
     </w:p>
     <w:p>
       <w:pPr>
         <w:jc w:val="both"/>
-      </w:pPr>
-      <w:r>
+        <w:rPr>
+          <w:rFonts w:ascii="Montserrat" w:hAnsi="Montserrat"/>
+          <w:sz w:val="24"/>
+        </w:rPr>
+      </w:pPr>
+      <w:r>
+        <w:rPr>
+          <w:rFonts w:ascii="Montserrat" w:hAnsi="Montserrat"/>
+          <w:sz w:val="24"/>
+        </w:rPr>
         <w:t>Ash and Ember were targeted by a demon sent by the enemy</w:t>
       </w:r>
     </w:p>
     <w:p>
       <w:pPr>
         <w:jc w:val="both"/>
-      </w:pPr>
-      <w:r>
+        <w:rPr>
+          <w:rFonts w:ascii="Montserrat" w:hAnsi="Montserrat"/>
+          <w:sz w:val="24"/>
+        </w:rPr>
+      </w:pPr>
+      <w:r>
+        <w:rPr>
+          <w:rFonts w:ascii="Montserrat" w:hAnsi="Montserrat"/>
+          <w:sz w:val="24"/>
+        </w:rPr>
         <w:t>Ash and Ember were ambushed by the demon and barely survived the initial attack</w:t>
       </w:r>
     </w:p>
     <w:p>
       <w:pPr>
         <w:jc w:val="both"/>
-      </w:pPr>
-    </w:p>
-    <w:p>
-      <w:pPr>
-        <w:jc w:val="both"/>
-      </w:pPr>
-      <w:r>
+        <w:rPr>
+          <w:rFonts w:ascii="Montserrat" w:hAnsi="Montserrat"/>
+          <w:sz w:val="24"/>
+        </w:rPr>
+      </w:pPr>
+    </w:p>
+    <w:p>
+      <w:pPr>
+        <w:jc w:val="both"/>
+        <w:rPr>
+          <w:rFonts w:ascii="Montserrat" w:hAnsi="Montserrat"/>
+          <w:sz w:val="24"/>
+        </w:rPr>
+      </w:pPr>
+      <w:r>
+        <w:rPr>
+          <w:rFonts w:ascii="Montserrat" w:hAnsi="Montserrat"/>
+          <w:sz w:val="24"/>
+        </w:rPr>
         <w:t>A desperate escape</w:t>
       </w:r>
     </w:p>
     <w:p>
       <w:pPr>
         <w:jc w:val="both"/>
-      </w:pPr>
-      <w:r>
+        <w:rPr>
+          <w:rFonts w:ascii="Montserrat" w:hAnsi="Montserrat"/>
+          <w:sz w:val="24"/>
+        </w:rPr>
+      </w:pPr>
+      <w:r>
+        <w:rPr>
+          <w:rFonts w:ascii="Montserrat" w:hAnsi="Montserrat"/>
+          <w:sz w:val="24"/>
+        </w:rPr>
         <w:t>Ash and Ember were forced to flee from the demon</w:t>
       </w:r>
     </w:p>
     <w:p>
       <w:pPr>
         <w:jc w:val="both"/>
-      </w:pPr>
-      <w:r>
-        <w:t xml:space="preserve">Ash and Ember had to pool their resources </w:t>
-      </w:r>
-      <w:proofErr w:type="gramStart"/>
-      <w:r>
-        <w:t>in order to</w:t>
-      </w:r>
-      <w:proofErr w:type="gramEnd"/>
-      <w:r>
-        <w:t xml:space="preserve"> defeat the demon</w:t>
-      </w:r>
-    </w:p>
-    <w:p>
-      <w:pPr>
-        <w:jc w:val="both"/>
-      </w:pPr>
-    </w:p>
-    <w:p>
-      <w:pPr>
-        <w:jc w:val="both"/>
-      </w:pPr>
-      <w:r>
+        <w:rPr>
+          <w:rFonts w:ascii="Montserrat" w:hAnsi="Montserrat"/>
+          <w:sz w:val="24"/>
+        </w:rPr>
+      </w:pPr>
+      <w:r>
+        <w:rPr>
+          <w:rFonts w:ascii="Montserrat" w:hAnsi="Montserrat"/>
+          <w:sz w:val="24"/>
+        </w:rPr>
+        <w:t>Ash and Ember had to pool their resources in order to defeat the demon</w:t>
+      </w:r>
+    </w:p>
+    <w:p>
+      <w:pPr>
+        <w:jc w:val="both"/>
+        <w:rPr>
+          <w:rFonts w:ascii="Montserrat" w:hAnsi="Montserrat"/>
+          <w:sz w:val="24"/>
+        </w:rPr>
+      </w:pPr>
+    </w:p>
+    <w:p>
+      <w:pPr>
+        <w:jc w:val="both"/>
+        <w:rPr>
+          <w:rFonts w:ascii="Montserrat" w:hAnsi="Montserrat"/>
+          <w:sz w:val="24"/>
+        </w:rPr>
+      </w:pPr>
+      <w:r>
+        <w:rPr>
+          <w:rFonts w:ascii="Montserrat" w:hAnsi="Montserrat"/>
+          <w:sz w:val="24"/>
+        </w:rPr>
         <w:t>A desperate union</w:t>
       </w:r>
     </w:p>
     <w:p>
       <w:pPr>
         <w:jc w:val="both"/>
-      </w:pPr>
-      <w:r>
+        <w:rPr>
+          <w:rFonts w:ascii="Montserrat" w:hAnsi="Montserrat"/>
+          <w:sz w:val="24"/>
+        </w:rPr>
+      </w:pPr>
+      <w:r>
+        <w:rPr>
+          <w:rFonts w:ascii="Montserrat" w:hAnsi="Montserrat"/>
+          <w:sz w:val="24"/>
+        </w:rPr>
         <w:t>Ash and Ember were eclipsed by a new consciousness born from their fusion</w:t>
       </w:r>
     </w:p>
     <w:p>
       <w:pPr>
         <w:jc w:val="both"/>
-      </w:pPr>
-      <w:r>
+        <w:rPr>
+          <w:rFonts w:ascii="Montserrat" w:hAnsi="Montserrat"/>
+          <w:sz w:val="24"/>
+        </w:rPr>
+      </w:pPr>
+      <w:r>
+        <w:rPr>
+          <w:rFonts w:ascii="Montserrat" w:hAnsi="Montserrat"/>
+          <w:sz w:val="24"/>
+        </w:rPr>
         <w:t>Cinder was struggling to orient herself when the demon confronted her</w:t>
       </w:r>
     </w:p>
     <w:p>
       <w:pPr>
         <w:jc w:val="both"/>
-      </w:pPr>
-    </w:p>
-    <w:p>
-      <w:pPr>
-        <w:jc w:val="both"/>
-      </w:pPr>
-      <w:r>
+        <w:rPr>
+          <w:rFonts w:ascii="Montserrat" w:hAnsi="Montserrat"/>
+          <w:sz w:val="24"/>
+        </w:rPr>
+      </w:pPr>
+    </w:p>
+    <w:p>
+      <w:pPr>
+        <w:jc w:val="both"/>
+        <w:rPr>
+          <w:rFonts w:ascii="Montserrat" w:hAnsi="Montserrat"/>
+          <w:sz w:val="24"/>
+        </w:rPr>
+      </w:pPr>
+      <w:r>
+        <w:rPr>
+          <w:rFonts w:ascii="Montserrat" w:hAnsi="Montserrat"/>
+          <w:sz w:val="24"/>
+        </w:rPr>
         <w:t>A devastating battle</w:t>
       </w:r>
     </w:p>
     <w:p>
       <w:pPr>
         <w:jc w:val="both"/>
-      </w:pPr>
-      <w:r>
+        <w:rPr>
+          <w:rFonts w:ascii="Montserrat" w:hAnsi="Montserrat"/>
+          <w:sz w:val="24"/>
+        </w:rPr>
+      </w:pPr>
+      <w:r>
+        <w:rPr>
+          <w:rFonts w:ascii="Montserrat" w:hAnsi="Montserrat"/>
+          <w:sz w:val="24"/>
+        </w:rPr>
         <w:t>Cinder recognized the demon as her foe and engaged it</w:t>
       </w:r>
     </w:p>
     <w:p>
       <w:pPr>
         <w:jc w:val="both"/>
-      </w:pPr>
-      <w:r>
+        <w:rPr>
+          <w:rFonts w:ascii="Montserrat" w:hAnsi="Montserrat"/>
+          <w:sz w:val="24"/>
+        </w:rPr>
+      </w:pPr>
+      <w:r>
+        <w:rPr>
+          <w:rFonts w:ascii="Montserrat" w:hAnsi="Montserrat"/>
+          <w:sz w:val="24"/>
+        </w:rPr>
         <w:t>Cinder managed to slay the demon only to be seen as a demon herself</w:t>
       </w:r>
     </w:p>
     <w:p>
       <w:pPr>
         <w:jc w:val="both"/>
-      </w:pPr>
-    </w:p>
-    <w:p>
-      <w:pPr>
-        <w:jc w:val="both"/>
-      </w:pPr>
-      <w:r>
+        <w:rPr>
+          <w:rFonts w:ascii="Montserrat" w:hAnsi="Montserrat"/>
+          <w:sz w:val="24"/>
+        </w:rPr>
+      </w:pPr>
+    </w:p>
+    <w:p>
+      <w:pPr>
+        <w:jc w:val="both"/>
+        <w:rPr>
+          <w:rFonts w:ascii="Montserrat" w:hAnsi="Montserrat"/>
+          <w:sz w:val="24"/>
+        </w:rPr>
+      </w:pPr>
+      <w:r>
+        <w:rPr>
+          <w:rFonts w:ascii="Montserrat" w:hAnsi="Montserrat"/>
+          <w:sz w:val="24"/>
+        </w:rPr>
         <w:t>An instinctive flight</w:t>
       </w:r>
     </w:p>
     <w:p>
       <w:pPr>
         <w:jc w:val="both"/>
-      </w:pPr>
-      <w:r>
+        <w:rPr>
+          <w:rFonts w:ascii="Montserrat" w:hAnsi="Montserrat"/>
+          <w:sz w:val="24"/>
+        </w:rPr>
+      </w:pPr>
+      <w:r>
+        <w:rPr>
+          <w:rFonts w:ascii="Montserrat" w:hAnsi="Montserrat"/>
+          <w:sz w:val="24"/>
+        </w:rPr>
         <w:t>Cinder was confronted by Ash and Ember's allies and realized that she could not fight them</w:t>
       </w:r>
     </w:p>
     <w:p>
       <w:pPr>
         <w:jc w:val="both"/>
-      </w:pPr>
-      <w:r>
+        <w:rPr>
+          <w:rFonts w:ascii="Montserrat" w:hAnsi="Montserrat"/>
+          <w:sz w:val="24"/>
+        </w:rPr>
+      </w:pPr>
+      <w:r>
+        <w:rPr>
+          <w:rFonts w:ascii="Montserrat" w:hAnsi="Montserrat"/>
+          <w:sz w:val="24"/>
+        </w:rPr>
         <w:t>Cinder took flight, hoping to escape capture or destruction</w:t>
       </w:r>
     </w:p>
     <w:p>
       <w:pPr>
         <w:jc w:val="both"/>
-      </w:pPr>
-    </w:p>
-    <w:p>
-      <w:pPr>
-        <w:jc w:val="both"/>
-      </w:pPr>
-      <w:r>
+        <w:rPr>
+          <w:rFonts w:ascii="Montserrat" w:hAnsi="Montserrat"/>
+          <w:sz w:val="24"/>
+        </w:rPr>
+      </w:pPr>
+    </w:p>
+    <w:p>
+      <w:pPr>
+        <w:jc w:val="both"/>
+        <w:rPr>
+          <w:rFonts w:ascii="Montserrat" w:hAnsi="Montserrat"/>
+          <w:sz w:val="24"/>
+        </w:rPr>
+      </w:pPr>
+      <w:r>
+        <w:rPr>
+          <w:rFonts w:ascii="Montserrat" w:hAnsi="Montserrat"/>
+          <w:sz w:val="24"/>
+        </w:rPr>
         <w:t>A useful transformation</w:t>
       </w:r>
     </w:p>
     <w:p>
       <w:pPr>
         <w:jc w:val="both"/>
-      </w:pPr>
-      <w:r>
+        <w:rPr>
+          <w:rFonts w:ascii="Montserrat" w:hAnsi="Montserrat"/>
+          <w:sz w:val="24"/>
+        </w:rPr>
+      </w:pPr>
+      <w:r>
+        <w:rPr>
+          <w:rFonts w:ascii="Montserrat" w:hAnsi="Montserrat"/>
+          <w:sz w:val="24"/>
+        </w:rPr>
         <w:t>Cinder realized that her unique form made it impossible to escape detection</w:t>
       </w:r>
     </w:p>
     <w:p>
       <w:pPr>
         <w:jc w:val="both"/>
-      </w:pPr>
-      <w:r>
+        <w:rPr>
+          <w:rFonts w:ascii="Montserrat" w:hAnsi="Montserrat"/>
+          <w:sz w:val="24"/>
+        </w:rPr>
+      </w:pPr>
+      <w:r>
+        <w:rPr>
+          <w:rFonts w:ascii="Montserrat" w:hAnsi="Montserrat"/>
+          <w:sz w:val="24"/>
+        </w:rPr>
         <w:t>Cinder discovered that she could take female form and pass for human</w:t>
       </w:r>
     </w:p>
     <w:p>
       <w:pPr>
         <w:jc w:val="both"/>
-      </w:pPr>
-    </w:p>
-    <w:p>
-      <w:pPr>
-        <w:jc w:val="both"/>
-      </w:pPr>
-      <w:r>
+        <w:rPr>
+          <w:rFonts w:ascii="Montserrat" w:hAnsi="Montserrat"/>
+          <w:sz w:val="24"/>
+        </w:rPr>
+      </w:pPr>
+    </w:p>
+    <w:p>
+      <w:pPr>
+        <w:jc w:val="both"/>
+        <w:rPr>
+          <w:rFonts w:ascii="Montserrat" w:hAnsi="Montserrat"/>
+          <w:sz w:val="24"/>
+        </w:rPr>
+      </w:pPr>
+      <w:r>
+        <w:rPr>
+          <w:rFonts w:ascii="Montserrat" w:hAnsi="Montserrat"/>
+          <w:sz w:val="24"/>
+        </w:rPr>
         <w:t>A deception disrupted</w:t>
       </w:r>
     </w:p>
     <w:p>
       <w:pPr>
         <w:jc w:val="both"/>
-      </w:pPr>
-      <w:r>
+        <w:rPr>
+          <w:rFonts w:ascii="Montserrat" w:hAnsi="Montserrat"/>
+          <w:sz w:val="24"/>
+        </w:rPr>
+      </w:pPr>
+      <w:r>
+        <w:rPr>
+          <w:rFonts w:ascii="Montserrat" w:hAnsi="Montserrat"/>
+          <w:sz w:val="24"/>
+        </w:rPr>
         <w:t>Cinder was confronted and taken into custody by the allies</w:t>
       </w:r>
     </w:p>
     <w:p>
       <w:pPr>
         <w:jc w:val="both"/>
-      </w:pPr>
-      <w:r>
+        <w:rPr>
+          <w:rFonts w:ascii="Montserrat" w:hAnsi="Montserrat"/>
+          <w:sz w:val="24"/>
+        </w:rPr>
+      </w:pPr>
+      <w:r>
+        <w:rPr>
+          <w:rFonts w:ascii="Montserrat" w:hAnsi="Montserrat"/>
+          <w:sz w:val="24"/>
+        </w:rPr>
         <w:t>Cinder unintentionally revealed herself by reverting to her true form</w:t>
       </w:r>
     </w:p>
     <w:p>
       <w:pPr>
         <w:jc w:val="both"/>
-      </w:pPr>
-    </w:p>
-    <w:p>
-      <w:pPr>
-        <w:jc w:val="both"/>
-      </w:pPr>
-      <w:r>
+        <w:rPr>
+          <w:rFonts w:ascii="Montserrat" w:hAnsi="Montserrat"/>
+          <w:sz w:val="24"/>
+        </w:rPr>
+      </w:pPr>
+    </w:p>
+    <w:p>
+      <w:pPr>
+        <w:jc w:val="both"/>
+        <w:rPr>
+          <w:rFonts w:ascii="Montserrat" w:hAnsi="Montserrat"/>
+          <w:sz w:val="24"/>
+        </w:rPr>
+      </w:pPr>
+      <w:r>
+        <w:rPr>
+          <w:rFonts w:ascii="Montserrat" w:hAnsi="Montserrat"/>
+          <w:sz w:val="24"/>
+        </w:rPr>
         <w:t>A temporary setback</w:t>
       </w:r>
     </w:p>
     <w:p>
       <w:pPr>
         <w:jc w:val="both"/>
-      </w:pPr>
-      <w:r>
+        <w:rPr>
+          <w:rFonts w:ascii="Montserrat" w:hAnsi="Montserrat"/>
+          <w:sz w:val="24"/>
+        </w:rPr>
+      </w:pPr>
+      <w:r>
+        <w:rPr>
+          <w:rFonts w:ascii="Montserrat" w:hAnsi="Montserrat"/>
+          <w:sz w:val="24"/>
+        </w:rPr>
         <w:t>Cinder was subdued and subjected to interrogation and examination</w:t>
       </w:r>
     </w:p>
     <w:p>
       <w:pPr>
         <w:jc w:val="both"/>
-      </w:pPr>
-      <w:r>
+        <w:rPr>
+          <w:rFonts w:ascii="Montserrat" w:hAnsi="Montserrat"/>
+          <w:sz w:val="24"/>
+        </w:rPr>
+      </w:pPr>
+      <w:r>
+        <w:rPr>
+          <w:rFonts w:ascii="Montserrat" w:hAnsi="Montserrat"/>
+          <w:sz w:val="24"/>
+        </w:rPr>
         <w:t>Cinder discovered that she could take male form and escaped</w:t>
       </w:r>
     </w:p>
     <w:p>
       <w:pPr>
         <w:jc w:val="both"/>
-      </w:pPr>
-    </w:p>
-    <w:p>
-      <w:pPr>
-        <w:jc w:val="both"/>
-      </w:pPr>
-      <w:r>
+        <w:rPr>
+          <w:rFonts w:ascii="Montserrat" w:hAnsi="Montserrat"/>
+          <w:sz w:val="24"/>
+        </w:rPr>
+      </w:pPr>
+    </w:p>
+    <w:p>
+      <w:pPr>
+        <w:jc w:val="both"/>
+        <w:rPr>
+          <w:rFonts w:ascii="Montserrat" w:hAnsi="Montserrat"/>
+          <w:sz w:val="24"/>
+        </w:rPr>
+      </w:pPr>
+      <w:r>
+        <w:rPr>
+          <w:rFonts w:ascii="Montserrat" w:hAnsi="Montserrat"/>
+          <w:sz w:val="24"/>
+        </w:rPr>
         <w:t xml:space="preserve">Another escape thwarted </w:t>
       </w:r>
     </w:p>
     <w:p>
       <w:pPr>
         <w:jc w:val="both"/>
-      </w:pPr>
-      <w:r>
+        <w:rPr>
+          <w:rFonts w:ascii="Montserrat" w:hAnsi="Montserrat"/>
+          <w:sz w:val="24"/>
+        </w:rPr>
+      </w:pPr>
+      <w:r>
+        <w:rPr>
+          <w:rFonts w:ascii="Montserrat" w:hAnsi="Montserrat"/>
+          <w:sz w:val="24"/>
+        </w:rPr>
         <w:t>Cinder adopted the alias, Coal, and attempted to flee the city</w:t>
       </w:r>
     </w:p>
     <w:p>
       <w:pPr>
         <w:jc w:val="both"/>
-      </w:pPr>
-      <w:r>
+        <w:rPr>
+          <w:rFonts w:ascii="Montserrat" w:hAnsi="Montserrat"/>
+          <w:sz w:val="24"/>
+        </w:rPr>
+      </w:pPr>
+      <w:r>
+        <w:rPr>
+          <w:rFonts w:ascii="Montserrat" w:hAnsi="Montserrat"/>
+          <w:sz w:val="24"/>
+        </w:rPr>
         <w:t>Coal was confronted by the enemy and forced into battle</w:t>
       </w:r>
     </w:p>
     <w:p>
       <w:pPr>
         <w:jc w:val="both"/>
-      </w:pPr>
-    </w:p>
-    <w:p>
-      <w:pPr>
-        <w:jc w:val="both"/>
-      </w:pPr>
-      <w:r>
+        <w:rPr>
+          <w:rFonts w:ascii="Montserrat" w:hAnsi="Montserrat"/>
+          <w:sz w:val="24"/>
+        </w:rPr>
+      </w:pPr>
+    </w:p>
+    <w:p>
+      <w:pPr>
+        <w:jc w:val="both"/>
+        <w:rPr>
+          <w:rFonts w:ascii="Montserrat" w:hAnsi="Montserrat"/>
+          <w:sz w:val="24"/>
+        </w:rPr>
+      </w:pPr>
+      <w:r>
+        <w:rPr>
+          <w:rFonts w:ascii="Montserrat" w:hAnsi="Montserrat"/>
+          <w:sz w:val="24"/>
+        </w:rPr>
         <w:t>An unfortunate rescue</w:t>
       </w:r>
     </w:p>
     <w:p>
       <w:pPr>
         <w:jc w:val="both"/>
-      </w:pPr>
-      <w:r>
+        <w:rPr>
+          <w:rFonts w:ascii="Montserrat" w:hAnsi="Montserrat"/>
+          <w:sz w:val="24"/>
+        </w:rPr>
+      </w:pPr>
+      <w:r>
+        <w:rPr>
+          <w:rFonts w:ascii="Montserrat" w:hAnsi="Montserrat"/>
+          <w:sz w:val="24"/>
+        </w:rPr>
         <w:t>Coal was tracked down by the allies and recaptured after the battle</w:t>
       </w:r>
     </w:p>
     <w:p>
       <w:pPr>
         <w:jc w:val="both"/>
-      </w:pPr>
-      <w:r>
+        <w:rPr>
+          <w:rFonts w:ascii="Montserrat" w:hAnsi="Montserrat"/>
+          <w:sz w:val="24"/>
+        </w:rPr>
+      </w:pPr>
+      <w:r>
+        <w:rPr>
+          <w:rFonts w:ascii="Montserrat" w:hAnsi="Montserrat"/>
+          <w:sz w:val="24"/>
+        </w:rPr>
         <w:t>Coal reverted to Cinder and challenged her captors</w:t>
       </w:r>
     </w:p>
     <w:p>
       <w:pPr>
         <w:jc w:val="both"/>
-      </w:pPr>
-    </w:p>
-    <w:p>
-      <w:pPr>
-        <w:jc w:val="both"/>
-      </w:pPr>
-      <w:r>
+        <w:rPr>
+          <w:rFonts w:ascii="Montserrat" w:hAnsi="Montserrat"/>
+          <w:sz w:val="24"/>
+        </w:rPr>
+      </w:pPr>
+    </w:p>
+    <w:p>
+      <w:pPr>
+        <w:jc w:val="both"/>
+        <w:rPr>
+          <w:rFonts w:ascii="Montserrat" w:hAnsi="Montserrat"/>
+          <w:sz w:val="24"/>
+        </w:rPr>
+      </w:pPr>
+      <w:r>
+        <w:rPr>
+          <w:rFonts w:ascii="Montserrat" w:hAnsi="Montserrat"/>
+          <w:sz w:val="24"/>
+        </w:rPr>
         <w:t>An answer to the question</w:t>
       </w:r>
     </w:p>
     <w:p>
       <w:pPr>
         <w:jc w:val="both"/>
-      </w:pPr>
-      <w:r>
-        <w:t xml:space="preserve">Cinder </w:t>
-      </w:r>
-      <w:proofErr w:type="gramStart"/>
-      <w:r>
-        <w:t>confided</w:t>
-      </w:r>
-      <w:proofErr w:type="gramEnd"/>
-      <w:r>
-        <w:t xml:space="preserve"> the confusing story of her short existence</w:t>
-      </w:r>
-    </w:p>
-    <w:p>
-      <w:pPr>
-        <w:jc w:val="both"/>
-      </w:pPr>
-      <w:r>
+        <w:rPr>
+          <w:rFonts w:ascii="Montserrat" w:hAnsi="Montserrat"/>
+          <w:sz w:val="24"/>
+        </w:rPr>
+      </w:pPr>
+      <w:r>
+        <w:rPr>
+          <w:rFonts w:ascii="Montserrat" w:hAnsi="Montserrat"/>
+          <w:sz w:val="24"/>
+        </w:rPr>
+        <w:t>Cinder confided the confusing story of her short existence</w:t>
+      </w:r>
+    </w:p>
+    <w:p>
+      <w:pPr>
+        <w:jc w:val="both"/>
+        <w:rPr>
+          <w:rFonts w:ascii="Montserrat" w:hAnsi="Montserrat"/>
+          <w:sz w:val="24"/>
+        </w:rPr>
+      </w:pPr>
+      <w:r>
+        <w:rPr>
+          <w:rFonts w:ascii="Montserrat" w:hAnsi="Montserrat"/>
+          <w:sz w:val="24"/>
+        </w:rPr>
         <w:t>Cinder was identified as a product of Ash and Ember's fusion</w:t>
       </w:r>
     </w:p>
     <w:p>
       <w:pPr>
         <w:jc w:val="both"/>
-      </w:pPr>
-    </w:p>
-    <w:p>
-      <w:pPr>
-        <w:jc w:val="both"/>
-      </w:pPr>
-      <w:r>
+        <w:rPr>
+          <w:rFonts w:ascii="Montserrat" w:hAnsi="Montserrat"/>
+          <w:sz w:val="24"/>
+        </w:rPr>
+      </w:pPr>
+    </w:p>
+    <w:p>
+      <w:pPr>
+        <w:jc w:val="both"/>
+        <w:rPr>
+          <w:rFonts w:ascii="Montserrat" w:hAnsi="Montserrat"/>
+          <w:sz w:val="24"/>
+        </w:rPr>
+      </w:pPr>
+      <w:r>
+        <w:rPr>
+          <w:rFonts w:ascii="Montserrat" w:hAnsi="Montserrat"/>
+          <w:sz w:val="24"/>
+        </w:rPr>
         <w:t>An examination</w:t>
       </w:r>
     </w:p>
     <w:p>
       <w:pPr>
         <w:jc w:val="both"/>
-      </w:pPr>
-      <w:r>
+        <w:rPr>
+          <w:rFonts w:ascii="Montserrat" w:hAnsi="Montserrat"/>
+          <w:sz w:val="24"/>
+        </w:rPr>
+      </w:pPr>
+      <w:r>
+        <w:rPr>
+          <w:rFonts w:ascii="Montserrat" w:hAnsi="Montserrat"/>
+          <w:sz w:val="24"/>
+        </w:rPr>
         <w:t>Cinder was the embodiment of Ash and Ember's combined potential</w:t>
       </w:r>
     </w:p>
     <w:p>
       <w:pPr>
         <w:jc w:val="both"/>
-      </w:pPr>
-      <w:r>
+        <w:rPr>
+          <w:rFonts w:ascii="Montserrat" w:hAnsi="Montserrat"/>
+          <w:sz w:val="24"/>
+        </w:rPr>
+      </w:pPr>
+      <w:r>
+        <w:rPr>
+          <w:rFonts w:ascii="Montserrat" w:hAnsi="Montserrat"/>
+          <w:sz w:val="24"/>
+        </w:rPr>
         <w:t>Cinder was recognized as a child of Ash and Ember's union</w:t>
       </w:r>
     </w:p>
     <w:p>
       <w:pPr>
         <w:jc w:val="both"/>
-      </w:pPr>
-    </w:p>
-    <w:p>
-      <w:pPr>
-        <w:jc w:val="both"/>
-      </w:pPr>
-      <w:r>
+        <w:rPr>
+          <w:rFonts w:ascii="Montserrat" w:hAnsi="Montserrat"/>
+          <w:sz w:val="24"/>
+        </w:rPr>
+      </w:pPr>
+    </w:p>
+    <w:p>
+      <w:pPr>
+        <w:jc w:val="both"/>
+        <w:rPr>
+          <w:rFonts w:ascii="Montserrat" w:hAnsi="Montserrat"/>
+          <w:sz w:val="24"/>
+        </w:rPr>
+      </w:pPr>
+      <w:r>
+        <w:rPr>
+          <w:rFonts w:ascii="Montserrat" w:hAnsi="Montserrat"/>
+          <w:sz w:val="24"/>
+        </w:rPr>
         <w:t>An invitation</w:t>
       </w:r>
     </w:p>
     <w:p>
       <w:pPr>
         <w:jc w:val="both"/>
-      </w:pPr>
-      <w:r>
+        <w:rPr>
+          <w:rFonts w:ascii="Montserrat" w:hAnsi="Montserrat"/>
+          <w:sz w:val="24"/>
+        </w:rPr>
+      </w:pPr>
+      <w:r>
+        <w:rPr>
+          <w:rFonts w:ascii="Montserrat" w:hAnsi="Montserrat"/>
+          <w:sz w:val="24"/>
+        </w:rPr>
         <w:t>Cinder was invited to serve in her parent's place under their patron and mentor</w:t>
       </w:r>
     </w:p>
     <w:p>
       <w:pPr>
         <w:jc w:val="both"/>
-      </w:pPr>
-      <w:r>
+        <w:rPr>
+          <w:rFonts w:ascii="Montserrat" w:hAnsi="Montserrat"/>
+          <w:sz w:val="24"/>
+        </w:rPr>
+      </w:pPr>
+      <w:r>
+        <w:rPr>
+          <w:rFonts w:ascii="Montserrat" w:hAnsi="Montserrat"/>
+          <w:sz w:val="24"/>
+        </w:rPr>
         <w:t>Cinder was taken into the leader's confidence, and learned the history of his rivalry with the wizard</w:t>
       </w:r>
     </w:p>
     <w:p>
       <w:pPr>
         <w:jc w:val="both"/>
-      </w:pPr>
-    </w:p>
-    <w:p>
-      <w:pPr>
-        <w:jc w:val="both"/>
-      </w:pPr>
-      <w:r>
+        <w:rPr>
+          <w:rFonts w:ascii="Montserrat" w:hAnsi="Montserrat"/>
+          <w:sz w:val="24"/>
+        </w:rPr>
+      </w:pPr>
+    </w:p>
+    <w:p>
+      <w:pPr>
+        <w:jc w:val="both"/>
+        <w:rPr>
+          <w:rFonts w:ascii="Montserrat" w:hAnsi="Montserrat"/>
+          <w:sz w:val="24"/>
+        </w:rPr>
+      </w:pPr>
+      <w:r>
+        <w:rPr>
+          <w:rFonts w:ascii="Montserrat" w:hAnsi="Montserrat"/>
+          <w:sz w:val="24"/>
+        </w:rPr>
         <w:t>A mission</w:t>
       </w:r>
     </w:p>
     <w:p>
       <w:pPr>
         <w:jc w:val="both"/>
-      </w:pPr>
-      <w:r>
+        <w:rPr>
+          <w:rFonts w:ascii="Montserrat" w:hAnsi="Montserrat"/>
+          <w:sz w:val="24"/>
+        </w:rPr>
+      </w:pPr>
+      <w:r>
+        <w:rPr>
+          <w:rFonts w:ascii="Montserrat" w:hAnsi="Montserrat"/>
+          <w:sz w:val="24"/>
+        </w:rPr>
         <w:t>Cinder made it possible for the allies to take the fight to the enemy</w:t>
       </w:r>
     </w:p>
     <w:p>
       <w:pPr>
         <w:jc w:val="both"/>
-      </w:pPr>
-      <w:r>
+        <w:rPr>
+          <w:rFonts w:ascii="Montserrat" w:hAnsi="Montserrat"/>
+          <w:sz w:val="24"/>
+        </w:rPr>
+      </w:pPr>
+      <w:r>
+        <w:rPr>
+          <w:rFonts w:ascii="Montserrat" w:hAnsi="Montserrat"/>
+          <w:sz w:val="24"/>
+        </w:rPr>
         <w:t>Cinder fought the demons, her allies fought the undead, and their leader took on the wizard</w:t>
       </w:r>
     </w:p>
     <w:p>
       <w:pPr>
         <w:jc w:val="both"/>
-      </w:pPr>
-    </w:p>
-    <w:p>
-      <w:pPr>
-        <w:jc w:val="both"/>
-      </w:pPr>
-      <w:r>
+        <w:rPr>
+          <w:rFonts w:ascii="Montserrat" w:hAnsi="Montserrat"/>
+          <w:sz w:val="24"/>
+        </w:rPr>
+      </w:pPr>
+    </w:p>
+    <w:p>
+      <w:pPr>
+        <w:jc w:val="both"/>
+        <w:rPr>
+          <w:rFonts w:ascii="Montserrat" w:hAnsi="Montserrat"/>
+          <w:sz w:val="24"/>
+        </w:rPr>
+      </w:pPr>
+      <w:r>
+        <w:rPr>
+          <w:rFonts w:ascii="Montserrat" w:hAnsi="Montserrat"/>
+          <w:sz w:val="24"/>
+        </w:rPr>
         <w:t>An unexpected encounter</w:t>
       </w:r>
     </w:p>
     <w:p>
       <w:pPr>
         <w:jc w:val="both"/>
-      </w:pPr>
-      <w:r>
+        <w:rPr>
+          <w:rFonts w:ascii="Montserrat" w:hAnsi="Montserrat"/>
+          <w:sz w:val="24"/>
+        </w:rPr>
+      </w:pPr>
+      <w:r>
+        <w:rPr>
+          <w:rFonts w:ascii="Montserrat" w:hAnsi="Montserrat"/>
+          <w:sz w:val="24"/>
+        </w:rPr>
         <w:t>Cinder confronted the wizard alone and unprepared as he retreated from the losing battle</w:t>
       </w:r>
     </w:p>
     <w:p>
       <w:pPr>
         <w:jc w:val="both"/>
-      </w:pPr>
-      <w:r>
+        <w:rPr>
+          <w:rFonts w:ascii="Montserrat" w:hAnsi="Montserrat"/>
+          <w:sz w:val="24"/>
+        </w:rPr>
+      </w:pPr>
+      <w:r>
+        <w:rPr>
+          <w:rFonts w:ascii="Montserrat" w:hAnsi="Montserrat"/>
+          <w:sz w:val="24"/>
+        </w:rPr>
         <w:t>Cinder was captured and carried off by the wizard</w:t>
       </w:r>
     </w:p>
     <w:p>
       <w:pPr>
         <w:jc w:val="both"/>
-      </w:pPr>
-    </w:p>
-    <w:p>
-      <w:pPr>
-        <w:jc w:val="both"/>
-      </w:pPr>
-      <w:r>
+        <w:rPr>
+          <w:rFonts w:ascii="Montserrat" w:hAnsi="Montserrat"/>
+          <w:sz w:val="24"/>
+        </w:rPr>
+      </w:pPr>
+    </w:p>
+    <w:p>
+      <w:pPr>
+        <w:jc w:val="both"/>
+        <w:rPr>
+          <w:rFonts w:ascii="Montserrat" w:hAnsi="Montserrat"/>
+          <w:sz w:val="24"/>
+        </w:rPr>
+      </w:pPr>
+      <w:r>
+        <w:rPr>
+          <w:rFonts w:ascii="Montserrat" w:hAnsi="Montserrat"/>
+          <w:sz w:val="24"/>
+        </w:rPr>
         <w:t>An unnerving proposition</w:t>
       </w:r>
     </w:p>
     <w:p>
       <w:pPr>
         <w:jc w:val="both"/>
-      </w:pPr>
-      <w:r>
+        <w:rPr>
+          <w:rFonts w:ascii="Montserrat" w:hAnsi="Montserrat"/>
+          <w:sz w:val="24"/>
+        </w:rPr>
+      </w:pPr>
+      <w:r>
+        <w:rPr>
+          <w:rFonts w:ascii="Montserrat" w:hAnsi="Montserrat"/>
+          <w:sz w:val="24"/>
+        </w:rPr>
         <w:t>Cinder learned several unpleasant truths as the wizard attempted to seduce her</w:t>
       </w:r>
     </w:p>
     <w:p>
       <w:pPr>
         <w:jc w:val="both"/>
-      </w:pPr>
-      <w:r>
+        <w:rPr>
+          <w:rFonts w:ascii="Montserrat" w:hAnsi="Montserrat"/>
+          <w:sz w:val="24"/>
+        </w:rPr>
+      </w:pPr>
+      <w:r>
+        <w:rPr>
+          <w:rFonts w:ascii="Montserrat" w:hAnsi="Montserrat"/>
+          <w:sz w:val="24"/>
+        </w:rPr>
         <w:t>Cinder had been tainted by the first demon she had fought</w:t>
       </w:r>
     </w:p>
     <w:p>
       <w:pPr>
         <w:jc w:val="both"/>
-      </w:pPr>
-    </w:p>
-    <w:p>
-      <w:pPr>
-        <w:jc w:val="both"/>
-      </w:pPr>
-      <w:r>
+        <w:rPr>
+          <w:rFonts w:ascii="Montserrat" w:hAnsi="Montserrat"/>
+          <w:sz w:val="24"/>
+        </w:rPr>
+      </w:pPr>
+    </w:p>
+    <w:p>
+      <w:pPr>
+        <w:jc w:val="both"/>
+        <w:rPr>
+          <w:rFonts w:ascii="Montserrat" w:hAnsi="Montserrat"/>
+          <w:sz w:val="24"/>
+        </w:rPr>
+      </w:pPr>
+      <w:r>
+        <w:rPr>
+          <w:rFonts w:ascii="Montserrat" w:hAnsi="Montserrat"/>
+          <w:sz w:val="24"/>
+        </w:rPr>
         <w:t>An unfortunate fact</w:t>
       </w:r>
     </w:p>
     <w:p>
       <w:pPr>
         <w:jc w:val="both"/>
-      </w:pPr>
-      <w:r>
+        <w:rPr>
+          <w:rFonts w:ascii="Montserrat" w:hAnsi="Montserrat"/>
+          <w:sz w:val="24"/>
+        </w:rPr>
+      </w:pPr>
+      <w:r>
+        <w:rPr>
+          <w:rFonts w:ascii="Montserrat" w:hAnsi="Montserrat"/>
+          <w:sz w:val="24"/>
+        </w:rPr>
         <w:t>Cinder would have to die to free Ash and Ember</w:t>
       </w:r>
     </w:p>
     <w:p>
       <w:pPr>
         <w:jc w:val="both"/>
-      </w:pPr>
-      <w:r>
+        <w:rPr>
+          <w:rFonts w:ascii="Montserrat" w:hAnsi="Montserrat"/>
+          <w:sz w:val="24"/>
+        </w:rPr>
+      </w:pPr>
+      <w:r>
+        <w:rPr>
+          <w:rFonts w:ascii="Montserrat" w:hAnsi="Montserrat"/>
+          <w:sz w:val="24"/>
+        </w:rPr>
         <w:t>Cinder was, or would inevitably become, a god—devouring Ash and Ember in the process</w:t>
       </w:r>
     </w:p>
     <w:p>
       <w:pPr>
         <w:jc w:val="both"/>
-      </w:pPr>
-    </w:p>
-    <w:p>
-      <w:pPr>
-        <w:jc w:val="both"/>
-      </w:pPr>
-      <w:r>
+        <w:rPr>
+          <w:rFonts w:ascii="Montserrat" w:hAnsi="Montserrat"/>
+          <w:sz w:val="24"/>
+        </w:rPr>
+      </w:pPr>
+    </w:p>
+    <w:p>
+      <w:pPr>
+        <w:jc w:val="both"/>
+        <w:rPr>
+          <w:rFonts w:ascii="Montserrat" w:hAnsi="Montserrat"/>
+          <w:sz w:val="24"/>
+        </w:rPr>
+      </w:pPr>
+      <w:r>
+        <w:rPr>
+          <w:rFonts w:ascii="Montserrat" w:hAnsi="Montserrat"/>
+          <w:sz w:val="24"/>
+        </w:rPr>
         <w:t>A devious trap</w:t>
       </w:r>
     </w:p>
     <w:p>
       <w:pPr>
         <w:jc w:val="both"/>
-      </w:pPr>
-      <w:r>
+        <w:rPr>
+          <w:rFonts w:ascii="Montserrat" w:hAnsi="Montserrat"/>
+          <w:sz w:val="24"/>
+        </w:rPr>
+      </w:pPr>
+      <w:r>
+        <w:rPr>
+          <w:rFonts w:ascii="Montserrat" w:hAnsi="Montserrat"/>
+          <w:sz w:val="24"/>
+        </w:rPr>
         <w:t>Cinder was used to bait a trap for her allies and buy time for the wizard to escape</w:t>
       </w:r>
     </w:p>
     <w:p>
       <w:pPr>
         <w:jc w:val="both"/>
-      </w:pPr>
-      <w:r>
+        <w:rPr>
+          <w:rFonts w:ascii="Montserrat" w:hAnsi="Montserrat"/>
+          <w:sz w:val="24"/>
+        </w:rPr>
+      </w:pPr>
+      <w:r>
+        <w:rPr>
+          <w:rFonts w:ascii="Montserrat" w:hAnsi="Montserrat"/>
+          <w:sz w:val="24"/>
+        </w:rPr>
         <w:t>Cinder tried to kill herself, attempting to protect her patron and allies</w:t>
       </w:r>
     </w:p>
     <w:p>
       <w:pPr>
         <w:jc w:val="both"/>
-      </w:pPr>
-    </w:p>
-    <w:p>
-      <w:pPr>
-        <w:jc w:val="both"/>
-      </w:pPr>
-      <w:r>
+        <w:rPr>
+          <w:rFonts w:ascii="Montserrat" w:hAnsi="Montserrat"/>
+          <w:sz w:val="24"/>
+        </w:rPr>
+      </w:pPr>
+    </w:p>
+    <w:p>
+      <w:pPr>
+        <w:jc w:val="both"/>
+        <w:rPr>
+          <w:rFonts w:ascii="Montserrat" w:hAnsi="Montserrat"/>
+          <w:sz w:val="24"/>
+        </w:rPr>
+      </w:pPr>
+      <w:r>
+        <w:rPr>
+          <w:rFonts w:ascii="Montserrat" w:hAnsi="Montserrat"/>
+          <w:sz w:val="24"/>
+        </w:rPr>
         <w:t>A second chance</w:t>
       </w:r>
     </w:p>
     <w:p>
       <w:pPr>
         <w:jc w:val="both"/>
-      </w:pPr>
-      <w:r>
+        <w:rPr>
+          <w:rFonts w:ascii="Montserrat" w:hAnsi="Montserrat"/>
+          <w:sz w:val="24"/>
+        </w:rPr>
+      </w:pPr>
+      <w:r>
+        <w:rPr>
+          <w:rFonts w:ascii="Montserrat" w:hAnsi="Montserrat"/>
+          <w:sz w:val="24"/>
+        </w:rPr>
         <w:t>Cinder was rescued and realized that the wizard had tricked her into trying to destroy herself</w:t>
       </w:r>
     </w:p>
     <w:p>
       <w:pPr>
         <w:jc w:val="both"/>
-      </w:pPr>
-      <w:r>
+        <w:rPr>
+          <w:rFonts w:ascii="Montserrat" w:hAnsi="Montserrat"/>
+          <w:sz w:val="24"/>
+        </w:rPr>
+      </w:pPr>
+      <w:r>
+        <w:rPr>
+          <w:rFonts w:ascii="Montserrat" w:hAnsi="Montserrat"/>
+          <w:sz w:val="24"/>
+        </w:rPr>
         <w:t>Cinder was left to wonder what the wizard had really wanted from her</w:t>
       </w:r>
     </w:p>
     <w:p>
       <w:pPr>
         <w:jc w:val="both"/>
-      </w:pPr>
-    </w:p>
-    <w:p>
-      <w:pPr>
-        <w:jc w:val="both"/>
-      </w:pPr>
-    </w:p>
-    <w:p>
-      <w:pPr>
-        <w:jc w:val="both"/>
-      </w:pPr>
-      <w:r>
+        <w:rPr>
+          <w:rFonts w:ascii="Montserrat" w:hAnsi="Montserrat"/>
+          <w:sz w:val="24"/>
+        </w:rPr>
+      </w:pPr>
+    </w:p>
+    <w:p>
+      <w:pPr>
+        <w:jc w:val="both"/>
+        <w:rPr>
+          <w:rFonts w:ascii="Montserrat" w:hAnsi="Montserrat"/>
+          <w:sz w:val="24"/>
+        </w:rPr>
+      </w:pPr>
+    </w:p>
+    <w:p>
+      <w:pPr>
+        <w:jc w:val="both"/>
+        <w:rPr>
+          <w:rFonts w:ascii="Montserrat" w:hAnsi="Montserrat"/>
+          <w:sz w:val="24"/>
+        </w:rPr>
+      </w:pPr>
+      <w:r>
+        <w:rPr>
+          <w:rFonts w:ascii="Montserrat" w:hAnsi="Montserrat"/>
+          <w:sz w:val="24"/>
+        </w:rPr>
         <w:t>Episode Two</w:t>
       </w:r>
     </w:p>
     <w:p>
       <w:pPr>
         <w:jc w:val="both"/>
-      </w:pPr>
-    </w:p>
-    <w:p>
-      <w:pPr>
-        <w:jc w:val="both"/>
-      </w:pPr>
-      <w:r>
+        <w:rPr>
+          <w:rFonts w:ascii="Montserrat" w:hAnsi="Montserrat"/>
+          <w:sz w:val="24"/>
+        </w:rPr>
+      </w:pPr>
+    </w:p>
+    <w:p>
+      <w:pPr>
+        <w:jc w:val="both"/>
+        <w:rPr>
+          <w:rFonts w:ascii="Montserrat" w:hAnsi="Montserrat"/>
+          <w:sz w:val="24"/>
+        </w:rPr>
+      </w:pPr>
+      <w:r>
+        <w:rPr>
+          <w:rFonts w:ascii="Montserrat" w:hAnsi="Montserrat"/>
+          <w:sz w:val="24"/>
+        </w:rPr>
         <w:t>Ash and Ember were both seventeen years old at the time they became fused. In theory, it was possible for them to be restored to their former selves, but the process would have killed Cinder. It took a year to discover a way to free Ash and Ember without killing Cinder. A new incarnation of Cinder could be conceived parthenogenically. After a year, Cinder had mastered the techniques necessary to produce an heir, but she found it impossible to choose between being reborn as a boy or a girl. Her natural form was sexless, making it impossible to reproduce herself in that form. She preferred to be female, but she could not give up the freedoms and opportunities that came with being male. An unexpected solution to her dilemma came three months later when Coal was seduced and unintentionally sired a male heir. A reflex caused Cinder to transform and conceive a female heir. The two children, Dusk and Dawn, were both reincarnations of Cinder, but Cinder was forced to wait until they were older before she could pass on.</w:t>
       </w:r>
     </w:p>
     <w:p>
       <w:pPr>
         <w:jc w:val="both"/>
-      </w:pPr>
-    </w:p>
-    <w:p>
-      <w:pPr>
-        <w:jc w:val="both"/>
-      </w:pPr>
-    </w:p>
-    <w:p>
-      <w:pPr>
-        <w:jc w:val="both"/>
-      </w:pPr>
-      <w:r>
+        <w:rPr>
+          <w:rFonts w:ascii="Montserrat" w:hAnsi="Montserrat"/>
+          <w:sz w:val="24"/>
+        </w:rPr>
+      </w:pPr>
+    </w:p>
+    <w:p>
+      <w:pPr>
+        <w:jc w:val="both"/>
+        <w:rPr>
+          <w:rFonts w:ascii="Montserrat" w:hAnsi="Montserrat"/>
+          <w:sz w:val="24"/>
+        </w:rPr>
+      </w:pPr>
+    </w:p>
+    <w:p>
+      <w:pPr>
+        <w:jc w:val="both"/>
+        <w:rPr>
+          <w:rFonts w:ascii="Montserrat" w:hAnsi="Montserrat"/>
+          <w:sz w:val="24"/>
+        </w:rPr>
+      </w:pPr>
+      <w:r>
+        <w:rPr>
+          <w:rFonts w:ascii="Montserrat" w:hAnsi="Montserrat"/>
+          <w:sz w:val="24"/>
+        </w:rPr>
         <w:t>Episode Three</w:t>
       </w:r>
     </w:p>
     <w:p>
       <w:pPr>
         <w:jc w:val="both"/>
-      </w:pPr>
-    </w:p>
-    <w:p>
-      <w:pPr>
-        <w:jc w:val="both"/>
-      </w:pPr>
-      <w:r>
-        <w:t xml:space="preserve">Ash and Ember were released a little earlier than intended, when the demon Cinder </w:t>
-      </w:r>
-      <w:proofErr w:type="gramStart"/>
-      <w:r>
-        <w:t>thought</w:t>
-      </w:r>
-      <w:proofErr w:type="gramEnd"/>
-      <w:r>
-        <w:t xml:space="preserve"> she had slain attempted to use her to resurrect itself. Dawn was abducted and used as bait to lure Cinder into a trap. The trap was a ritual in which the demon's cult intended to use Cinder as a sacrifice. Cinder realized that the cultists did not understand that her death would release Ash and Ember, leaving nothing for the demon to take possession of. Cinder assumed that the bond between herself and her children would serve to snatch her soul out of the demon's grasp as well. These assumptions compelled Cinder to submit to the ritual and her premature death did free Ash and Ember, who emerged untouched by time. Unfortunately, Cinder and the demon were torn between Dusk and Dawn, absorbed into the depths of the children's minds. Ash and Ember, still seventeen, became the mentors and guardians of Dusk and Dawn, now seven. Dusk and Dawn were introduced to each other as initiates. </w:t>
-      </w:r>
-    </w:p>
-    <w:p>
-      <w:pPr>
-        <w:jc w:val="both"/>
+        <w:rPr>
+          <w:rFonts w:ascii="Montserrat" w:hAnsi="Montserrat"/>
+          <w:sz w:val="24"/>
+        </w:rPr>
+      </w:pPr>
+    </w:p>
+    <w:p>
+      <w:pPr>
+        <w:jc w:val="both"/>
+        <w:rPr>
+          <w:rFonts w:ascii="Montserrat" w:hAnsi="Montserrat"/>
+          <w:sz w:val="24"/>
+        </w:rPr>
+      </w:pPr>
+      <w:r>
+        <w:rPr>
+          <w:rFonts w:ascii="Montserrat" w:hAnsi="Montserrat"/>
+          <w:sz w:val="24"/>
+        </w:rPr>
+        <w:t xml:space="preserve">Ash and Ember were released a little earlier than intended, when the demon Cinder thought she had slain attempted to use her to resurrect itself. Dawn was abducted and used as bait to lure Cinder into a trap. The trap was a ritual in which the demon's cult intended to use Cinder as a sacrifice. Cinder realized that the cultists did not understand that her death would release Ash and Ember, leaving nothing for the demon to take possession of. Cinder assumed that the bond between herself and her children would serve to snatch her soul out of the demon's grasp as well. These assumptions compelled Cinder to submit to the ritual and her premature death did free Ash and Ember, who emerged untouched by time. Unfortunately, Cinder and the demon were torn between Dusk and Dawn, absorbed into the depths of the children's minds. Ash and Ember, still seventeen, became the mentors and guardians of Dusk and Dawn, now seven. Dusk and Dawn were introduced to each other as initiates. </w:t>
+      </w:r>
+    </w:p>
+    <w:p>
+      <w:pPr>
+        <w:jc w:val="both"/>
+        <w:rPr>
+          <w:rFonts w:ascii="Montserrat" w:hAnsi="Montserrat"/>
+          <w:sz w:val="24"/>
+        </w:rPr>
       </w:pPr>
     </w:p>
     <w:sectPr>
@@ -919,12 +1611,112 @@
 </w:document>
 </file>
 
+<file path=word/numbering.xml><?xml version="1.0" encoding="utf-8"?>
+<w:numbering xmlns:wpc="http://schemas.microsoft.com/office/word/2010/wordprocessingCanvas" xmlns:cx="http://schemas.microsoft.com/office/drawing/2014/chartex" xmlns:cx1="http://schemas.microsoft.com/office/drawing/2015/9/8/chartex" xmlns:cx2="http://schemas.microsoft.com/office/drawing/2015/10/21/chartex" xmlns:cx3="http://schemas.microsoft.com/office/drawing/2016/5/9/chartex" xmlns:cx4="http://schemas.microsoft.com/office/drawing/2016/5/10/chartex" xmlns:cx5="http://schemas.microsoft.com/office/drawing/2016/5/11/chartex" xmlns:cx6="http://schemas.microsoft.com/office/drawing/2016/5/12/chartex" xmlns:cx7="http://schemas.microsoft.com/office/drawing/2016/5/13/chartex" xmlns:cx8="http://schemas.microsoft.com/office/drawing/2016/5/14/chartex" xmlns:mc="http://schemas.openxmlformats.org/markup-compatibility/2006" xmlns:aink="http://schemas.microsoft.com/office/drawing/2016/ink" xmlns:am3d="http://schemas.microsoft.com/office/drawing/2017/model3d" xmlns:o="urn:schemas-microsoft-com:office:office" xmlns:oel="http://schemas.microsoft.com/office/2019/extlst" xmlns:r="http://schemas.openxmlformats.org/officeDocument/2006/relationships" xmlns:m="http://schemas.openxmlformats.org/officeDocument/2006/math" xmlns:v="urn:schemas-microsoft-com:vml" xmlns:wp14="http://schemas.microsoft.com/office/word/2010/wordprocessingDrawing" xmlns:wp="http://schemas.openxmlformats.org/drawingml/2006/wordprocessingDrawing" xmlns:w10="urn:schemas-microsoft-com:office:word" xmlns:w="http://schemas.openxmlformats.org/wordprocessingml/2006/main" xmlns:w14="http://schemas.microsoft.com/office/word/2010/wordml" xmlns:w15="http://schemas.microsoft.com/office/word/2012/wordml" xmlns:w16cex="http://schemas.microsoft.com/office/word/2018/wordml/cex" xmlns:w16cid="http://schemas.microsoft.com/office/word/2016/wordml/cid" xmlns:w16="http://schemas.microsoft.com/office/word/2018/wordml" xmlns:w16du="http://schemas.microsoft.com/office/word/2023/wordml/word16du" xmlns:w16sdtdh="http://schemas.microsoft.com/office/word/2020/wordml/sdtdatahash" xmlns:w16sdtfl="http://schemas.microsoft.com/office/word/2024/wordml/sdtformatlock" xmlns:w16se="http://schemas.microsoft.com/office/word/2015/wordml/symex" xmlns:wpg="http://schemas.microsoft.com/office/word/2010/wordprocessingGroup" xmlns:wpi="http://schemas.microsoft.com/office/word/2010/wordprocessingInk" xmlns:wne="http://schemas.microsoft.com/office/word/2006/wordml" xmlns:wps="http://schemas.microsoft.com/office/word/2010/wordprocessingShape" mc:Ignorable="w14 w15 w16se w16cid w16 w16cex w16sdtdh w16sdtfl w16du wp14">
+  <w:abstractNum w:abstractNumId="0" w15:restartNumberingAfterBreak="0">
+    <w:nsid w:val="FFFFFFFB"/>
+    <w:multiLevelType w:val="multilevel"/>
+    <w:tmpl w:val="80A499BA"/>
+    <w:lvl w:ilvl="0">
+      <w:start w:val="1"/>
+      <w:numFmt w:val="cardinalText"/>
+      <w:lvlText w:val="Chapter %1 "/>
+      <w:legacy w:legacy="1" w:legacySpace="144" w:legacyIndent="0"/>
+      <w:lvlJc w:val="left"/>
+    </w:lvl>
+    <w:lvl w:ilvl="1">
+      <w:start w:val="1"/>
+      <w:numFmt w:val="none"/>
+      <w:pStyle w:val="Heading2"/>
+      <w:suff w:val="nothing"/>
+      <w:lvlText w:val=""/>
+      <w:lvlJc w:val="left"/>
+    </w:lvl>
+    <w:lvl w:ilvl="2">
+      <w:start w:val="1"/>
+      <w:numFmt w:val="none"/>
+      <w:suff w:val="nothing"/>
+      <w:lvlText w:val=""/>
+      <w:lvlJc w:val="left"/>
+    </w:lvl>
+    <w:lvl w:ilvl="3">
+      <w:start w:val="1"/>
+      <w:numFmt w:val="none"/>
+      <w:pStyle w:val="Heading4"/>
+      <w:suff w:val="nothing"/>
+      <w:lvlText w:val=""/>
+      <w:lvlJc w:val="left"/>
+    </w:lvl>
+    <w:lvl w:ilvl="4">
+      <w:start w:val="1"/>
+      <w:numFmt w:val="none"/>
+      <w:pStyle w:val="Heading5"/>
+      <w:suff w:val="nothing"/>
+      <w:lvlText w:val=""/>
+      <w:lvlJc w:val="left"/>
+    </w:lvl>
+    <w:lvl w:ilvl="5">
+      <w:start w:val="1"/>
+      <w:numFmt w:val="none"/>
+      <w:pStyle w:val="Heading6"/>
+      <w:suff w:val="nothing"/>
+      <w:lvlText w:val=""/>
+      <w:lvlJc w:val="left"/>
+    </w:lvl>
+    <w:lvl w:ilvl="6">
+      <w:start w:val="1"/>
+      <w:numFmt w:val="none"/>
+      <w:suff w:val="nothing"/>
+      <w:lvlText w:val=""/>
+      <w:lvlJc w:val="left"/>
+    </w:lvl>
+    <w:lvl w:ilvl="7">
+      <w:start w:val="1"/>
+      <w:numFmt w:val="none"/>
+      <w:suff w:val="nothing"/>
+      <w:lvlText w:val=""/>
+      <w:lvlJc w:val="left"/>
+    </w:lvl>
+    <w:lvl w:ilvl="8">
+      <w:start w:val="1"/>
+      <w:numFmt w:val="none"/>
+      <w:suff w:val="nothing"/>
+      <w:lvlText w:val=""/>
+      <w:lvlJc w:val="left"/>
+    </w:lvl>
+  </w:abstractNum>
+  <w:num w:numId="1" w16cid:durableId="1221332772">
+    <w:abstractNumId w:val="0"/>
+  </w:num>
+  <w:num w:numId="2" w16cid:durableId="681930143">
+    <w:abstractNumId w:val="0"/>
+  </w:num>
+  <w:num w:numId="3" w16cid:durableId="1146044608">
+    <w:abstractNumId w:val="0"/>
+  </w:num>
+  <w:num w:numId="4" w16cid:durableId="1456946028">
+    <w:abstractNumId w:val="0"/>
+  </w:num>
+  <w:num w:numId="5" w16cid:durableId="1551190403">
+    <w:abstractNumId w:val="0"/>
+  </w:num>
+  <w:num w:numId="6" w16cid:durableId="2078362284">
+    <w:abstractNumId w:val="0"/>
+  </w:num>
+  <w:num w:numId="7" w16cid:durableId="1515652433">
+    <w:abstractNumId w:val="0"/>
+  </w:num>
+</w:numbering>
+</file>
+
 <file path=word/styles.xml><?xml version="1.0" encoding="utf-8"?>
 <w:styles xmlns:mc="http://schemas.openxmlformats.org/markup-compatibility/2006" xmlns:r="http://schemas.openxmlformats.org/officeDocument/2006/relationships" xmlns:w="http://schemas.openxmlformats.org/wordprocessingml/2006/main" xmlns:w14="http://schemas.microsoft.com/office/word/2010/wordml" xmlns:w15="http://schemas.microsoft.com/office/word/2012/wordml" xmlns:w16cex="http://schemas.microsoft.com/office/word/2018/wordml/cex" xmlns:w16cid="http://schemas.microsoft.com/office/word/2016/wordml/cid" xmlns:w16="http://schemas.microsoft.com/office/word/2018/wordml" xmlns:w16du="http://schemas.microsoft.com/office/word/2023/wordml/word16du" xmlns:w16sdtdh="http://schemas.microsoft.com/office/word/2020/wordml/sdtdatahash" xmlns:w16sdtfl="http://schemas.microsoft.com/office/word/2024/wordml/sdtformatlock" xmlns:w16se="http://schemas.microsoft.com/office/word/2015/wordml/symex" mc:Ignorable="w14 w15 w16se w16cid w16 w16cex w16sdtdh w16sdtfl w16du">
   <w:docDefaults>
     <w:rPrDefault>
       <w:rPr>
-        <w:rFonts w:ascii="Times New Roman" w:eastAsia="Times New Roman" w:hAnsi="Times New Roman" w:cs="Times New Roman"/>
+        <w:rFonts w:asciiTheme="minorHAnsi" w:eastAsiaTheme="minorHAnsi" w:hAnsiTheme="minorHAnsi" w:cstheme="minorBidi"/>
+        <w:sz w:val="22"/>
+        <w:szCs w:val="22"/>
         <w:lang w:val="en-US" w:eastAsia="en-US" w:bidi="ar-SA"/>
       </w:rPr>
     </w:rPrDefault>
@@ -932,15 +1724,15 @@
   </w:docDefaults>
   <w:latentStyles w:defLockedState="0" w:defUIPriority="99" w:defSemiHidden="0" w:defUnhideWhenUsed="0" w:defQFormat="0" w:count="376">
     <w:lsdException w:name="Normal" w:uiPriority="0" w:qFormat="1"/>
-    <w:lsdException w:name="heading 1" w:uiPriority="9" w:qFormat="1"/>
-    <w:lsdException w:name="heading 2" w:semiHidden="1" w:uiPriority="9" w:unhideWhenUsed="1" w:qFormat="1"/>
-    <w:lsdException w:name="heading 3" w:semiHidden="1" w:uiPriority="9" w:unhideWhenUsed="1" w:qFormat="1"/>
-    <w:lsdException w:name="heading 4" w:semiHidden="1" w:uiPriority="9" w:unhideWhenUsed="1" w:qFormat="1"/>
-    <w:lsdException w:name="heading 5" w:semiHidden="1" w:uiPriority="9" w:unhideWhenUsed="1" w:qFormat="1"/>
-    <w:lsdException w:name="heading 6" w:semiHidden="1" w:uiPriority="9" w:unhideWhenUsed="1" w:qFormat="1"/>
-    <w:lsdException w:name="heading 7" w:semiHidden="1" w:uiPriority="9" w:unhideWhenUsed="1" w:qFormat="1"/>
-    <w:lsdException w:name="heading 8" w:semiHidden="1" w:uiPriority="9" w:unhideWhenUsed="1" w:qFormat="1"/>
-    <w:lsdException w:name="heading 9" w:semiHidden="1" w:uiPriority="9" w:unhideWhenUsed="1" w:qFormat="1"/>
+    <w:lsdException w:name="heading 1" w:uiPriority="0" w:qFormat="1"/>
+    <w:lsdException w:name="heading 2" w:semiHidden="1" w:uiPriority="0" w:unhideWhenUsed="1" w:qFormat="1"/>
+    <w:lsdException w:name="heading 3" w:semiHidden="1" w:uiPriority="0" w:unhideWhenUsed="1" w:qFormat="1"/>
+    <w:lsdException w:name="heading 4" w:semiHidden="1" w:uiPriority="0" w:unhideWhenUsed="1" w:qFormat="1"/>
+    <w:lsdException w:name="heading 5" w:semiHidden="1" w:uiPriority="0" w:unhideWhenUsed="1" w:qFormat="1"/>
+    <w:lsdException w:name="heading 6" w:semiHidden="1" w:uiPriority="0" w:unhideWhenUsed="1" w:qFormat="1"/>
+    <w:lsdException w:name="heading 7" w:semiHidden="1" w:uiPriority="0" w:unhideWhenUsed="1" w:qFormat="1"/>
+    <w:lsdException w:name="heading 8" w:semiHidden="1" w:uiPriority="0" w:unhideWhenUsed="1" w:qFormat="1"/>
+    <w:lsdException w:name="heading 9" w:semiHidden="1" w:uiPriority="0" w:unhideWhenUsed="1" w:qFormat="1"/>
     <w:lsdException w:name="index 1" w:semiHidden="1" w:unhideWhenUsed="1"/>
     <w:lsdException w:name="index 2" w:semiHidden="1" w:unhideWhenUsed="1"/>
     <w:lsdException w:name="index 3" w:semiHidden="1" w:unhideWhenUsed="1"/>
@@ -1310,18 +2102,173 @@
   </w:latentStyles>
   <w:style w:type="paragraph" w:default="1" w:styleId="Normal">
     <w:name w:val="Normal"/>
-    <w:autoRedefine/>
     <w:qFormat/>
+    <w:rsid w:val="00457E44"/>
     <w:pPr>
-      <w:overflowPunct w:val="0"/>
-      <w:autoSpaceDE w:val="0"/>
-      <w:autoSpaceDN w:val="0"/>
-      <w:adjustRightInd w:val="0"/>
-      <w:textAlignment w:val="baseline"/>
+      <w:spacing w:after="240" w:line="276" w:lineRule="auto"/>
     </w:pPr>
     <w:rPr>
-      <w:rFonts w:ascii="Humnst777 BT" w:hAnsi="Humnst777 BT"/>
-      <w:sz w:val="18"/>
+      <w:rFonts w:cstheme="minorHAnsi"/>
+      <w:sz w:val="28"/>
+      <w:szCs w:val="28"/>
+    </w:rPr>
+  </w:style>
+  <w:style w:type="paragraph" w:styleId="Heading1">
+    <w:name w:val="heading 1"/>
+    <w:basedOn w:val="NoSpacing"/>
+    <w:next w:val="Normal"/>
+    <w:link w:val="Heading1Char"/>
+    <w:qFormat/>
+    <w:rsid w:val="00457E44"/>
+    <w:pPr>
+      <w:keepNext/>
+      <w:spacing w:before="240" w:after="60"/>
+      <w:outlineLvl w:val="0"/>
+    </w:pPr>
+    <w:rPr>
+      <w:rFonts w:eastAsiaTheme="majorEastAsia"/>
+      <w:b/>
+      <w:kern w:val="28"/>
+      <w:sz w:val="56"/>
+    </w:rPr>
+  </w:style>
+  <w:style w:type="paragraph" w:styleId="Heading2">
+    <w:name w:val="heading 2"/>
+    <w:basedOn w:val="Heading1"/>
+    <w:next w:val="Normal"/>
+    <w:link w:val="Heading2Char"/>
+    <w:qFormat/>
+    <w:rsid w:val="00457E44"/>
+    <w:pPr>
+      <w:numPr>
+        <w:ilvl w:val="1"/>
+        <w:numId w:val="7"/>
+      </w:numPr>
+      <w:outlineLvl w:val="1"/>
+    </w:pPr>
+    <w:rPr>
+      <w:rFonts w:asciiTheme="majorHAnsi" w:hAnsiTheme="majorHAnsi"/>
+      <w:sz w:val="48"/>
+      <w:szCs w:val="48"/>
+    </w:rPr>
+  </w:style>
+  <w:style w:type="paragraph" w:styleId="Heading3">
+    <w:name w:val="heading 3"/>
+    <w:basedOn w:val="Heading2"/>
+    <w:next w:val="Normal"/>
+    <w:link w:val="Heading3Char"/>
+    <w:qFormat/>
+    <w:rsid w:val="00457E44"/>
+    <w:pPr>
+      <w:outlineLvl w:val="2"/>
+    </w:pPr>
+    <w:rPr>
+      <w:sz w:val="40"/>
+    </w:rPr>
+  </w:style>
+  <w:style w:type="paragraph" w:styleId="Heading4">
+    <w:name w:val="heading 4"/>
+    <w:basedOn w:val="Heading3"/>
+    <w:next w:val="Normal"/>
+    <w:link w:val="Heading4Char"/>
+    <w:qFormat/>
+    <w:rsid w:val="00457E44"/>
+    <w:pPr>
+      <w:numPr>
+        <w:ilvl w:val="3"/>
+      </w:numPr>
+      <w:outlineLvl w:val="3"/>
+    </w:pPr>
+    <w:rPr>
+      <w:sz w:val="32"/>
+    </w:rPr>
+  </w:style>
+  <w:style w:type="paragraph" w:styleId="Heading5">
+    <w:name w:val="heading 5"/>
+    <w:basedOn w:val="Heading4"/>
+    <w:next w:val="Normal"/>
+    <w:link w:val="Heading5Char"/>
+    <w:qFormat/>
+    <w:rsid w:val="00457E44"/>
+    <w:pPr>
+      <w:numPr>
+        <w:ilvl w:val="4"/>
+      </w:numPr>
+      <w:outlineLvl w:val="4"/>
+    </w:pPr>
+    <w:rPr>
+      <w:sz w:val="28"/>
+    </w:rPr>
+  </w:style>
+  <w:style w:type="paragraph" w:styleId="Heading6">
+    <w:name w:val="heading 6"/>
+    <w:basedOn w:val="Heading5"/>
+    <w:next w:val="Normal"/>
+    <w:link w:val="Heading6Char"/>
+    <w:qFormat/>
+    <w:rsid w:val="00457E44"/>
+    <w:pPr>
+      <w:numPr>
+        <w:ilvl w:val="5"/>
+      </w:numPr>
+      <w:outlineLvl w:val="5"/>
+    </w:pPr>
+    <w:rPr>
+      <w:bCs/>
+      <w:sz w:val="24"/>
+      <w:szCs w:val="24"/>
+      <w:u w:val="single"/>
+    </w:rPr>
+  </w:style>
+  <w:style w:type="paragraph" w:styleId="Heading7">
+    <w:name w:val="heading 7"/>
+    <w:basedOn w:val="Heading6"/>
+    <w:next w:val="Normal"/>
+    <w:link w:val="Heading7Char"/>
+    <w:qFormat/>
+    <w:rsid w:val="00457E44"/>
+    <w:pPr>
+      <w:keepNext w:val="0"/>
+      <w:numPr>
+        <w:ilvl w:val="0"/>
+        <w:numId w:val="0"/>
+      </w:numPr>
+      <w:outlineLvl w:val="6"/>
+    </w:pPr>
+    <w:rPr>
+      <w:b w:val="0"/>
+      <w:kern w:val="0"/>
+    </w:rPr>
+  </w:style>
+  <w:style w:type="paragraph" w:styleId="Heading8">
+    <w:name w:val="heading 8"/>
+    <w:basedOn w:val="Heading6"/>
+    <w:next w:val="Normal"/>
+    <w:link w:val="Heading8Char"/>
+    <w:qFormat/>
+    <w:rsid w:val="00457E44"/>
+    <w:pPr>
+      <w:outlineLvl w:val="7"/>
+    </w:pPr>
+    <w:rPr>
+      <w:i/>
+      <w:iCs/>
+      <w:u w:val="none"/>
+    </w:rPr>
+  </w:style>
+  <w:style w:type="paragraph" w:styleId="Heading9">
+    <w:name w:val="heading 9"/>
+    <w:basedOn w:val="Heading8"/>
+    <w:next w:val="Normal"/>
+    <w:link w:val="Heading9Char"/>
+    <w:qFormat/>
+    <w:rsid w:val="00457E44"/>
+    <w:pPr>
+      <w:outlineLvl w:val="8"/>
+    </w:pPr>
+    <w:rPr>
+      <w:b w:val="0"/>
+      <w:bCs w:val="0"/>
     </w:rPr>
   </w:style>
   <w:style w:type="character" w:default="1" w:styleId="DefaultParagraphFont">
@@ -1368,6 +2315,505 @@
     <w:rPr>
       <w:rFonts w:ascii="Humnst777 BT" w:hAnsi="Humnst777 BT"/>
       <w:sz w:val="18"/>
+    </w:rPr>
+  </w:style>
+  <w:style w:type="paragraph" w:customStyle="1" w:styleId="Subheading1">
+    <w:name w:val="Subheading 1"/>
+    <w:basedOn w:val="Heading1"/>
+    <w:next w:val="Normal"/>
+    <w:link w:val="Subheading1Char"/>
+    <w:qFormat/>
+    <w:rsid w:val="00457E44"/>
+    <w:pPr>
+      <w:spacing w:before="0" w:after="0" w:line="240" w:lineRule="auto"/>
+      <w:contextualSpacing/>
+    </w:pPr>
+    <w:rPr>
+      <w:rFonts w:asciiTheme="majorHAnsi" w:eastAsiaTheme="minorHAnsi" w:hAnsiTheme="majorHAnsi"/>
+      <w:sz w:val="48"/>
+      <w:szCs w:val="48"/>
+      <w:vertAlign w:val="superscript"/>
+    </w:rPr>
+  </w:style>
+  <w:style w:type="character" w:customStyle="1" w:styleId="Subheading1Char">
+    <w:name w:val="Subheading 1 Char"/>
+    <w:basedOn w:val="DefaultParagraphFont"/>
+    <w:link w:val="Subheading1"/>
+    <w:rsid w:val="00457E44"/>
+    <w:rPr>
+      <w:rFonts w:asciiTheme="majorHAnsi" w:hAnsiTheme="majorHAnsi" w:cstheme="minorHAnsi"/>
+      <w:b/>
+      <w:kern w:val="28"/>
+      <w:sz w:val="48"/>
+      <w:szCs w:val="48"/>
+      <w:vertAlign w:val="superscript"/>
+    </w:rPr>
+  </w:style>
+  <w:style w:type="character" w:customStyle="1" w:styleId="Heading1Char">
+    <w:name w:val="Heading 1 Char"/>
+    <w:basedOn w:val="DefaultParagraphFont"/>
+    <w:link w:val="Heading1"/>
+    <w:rsid w:val="00457E44"/>
+    <w:rPr>
+      <w:rFonts w:eastAsiaTheme="majorEastAsia" w:cstheme="minorHAnsi"/>
+      <w:b/>
+      <w:kern w:val="28"/>
+      <w:sz w:val="56"/>
+      <w:szCs w:val="28"/>
+    </w:rPr>
+  </w:style>
+  <w:style w:type="paragraph" w:customStyle="1" w:styleId="Subheading2">
+    <w:name w:val="Subheading 2"/>
+    <w:basedOn w:val="Subheading1"/>
+    <w:next w:val="Normal"/>
+    <w:link w:val="Subheading2Char"/>
+    <w:qFormat/>
+    <w:rsid w:val="00457E44"/>
+  </w:style>
+  <w:style w:type="character" w:customStyle="1" w:styleId="Subheading2Char">
+    <w:name w:val="Subheading 2 Char"/>
+    <w:basedOn w:val="Subheading1Char"/>
+    <w:link w:val="Subheading2"/>
+    <w:rsid w:val="00457E44"/>
+    <w:rPr>
+      <w:rFonts w:asciiTheme="majorHAnsi" w:hAnsiTheme="majorHAnsi" w:cstheme="minorHAnsi"/>
+      <w:b/>
+      <w:kern w:val="28"/>
+      <w:sz w:val="48"/>
+      <w:szCs w:val="48"/>
+      <w:vertAlign w:val="superscript"/>
+    </w:rPr>
+  </w:style>
+  <w:style w:type="paragraph" w:customStyle="1" w:styleId="Subheading3">
+    <w:name w:val="Subheading 3"/>
+    <w:basedOn w:val="Subheading2"/>
+    <w:next w:val="Normal"/>
+    <w:link w:val="Subheading3Char"/>
+    <w:qFormat/>
+    <w:rsid w:val="00457E44"/>
+    <w:rPr>
+      <w:sz w:val="40"/>
+      <w:szCs w:val="40"/>
+    </w:rPr>
+  </w:style>
+  <w:style w:type="character" w:customStyle="1" w:styleId="Subheading3Char">
+    <w:name w:val="Subheading 3 Char"/>
+    <w:basedOn w:val="Subheading2Char"/>
+    <w:link w:val="Subheading3"/>
+    <w:rsid w:val="00457E44"/>
+    <w:rPr>
+      <w:rFonts w:asciiTheme="majorHAnsi" w:hAnsiTheme="majorHAnsi" w:cstheme="minorHAnsi"/>
+      <w:b/>
+      <w:kern w:val="28"/>
+      <w:sz w:val="40"/>
+      <w:szCs w:val="40"/>
+      <w:vertAlign w:val="superscript"/>
+    </w:rPr>
+  </w:style>
+  <w:style w:type="paragraph" w:customStyle="1" w:styleId="Suptitle">
+    <w:name w:val="Suptitle"/>
+    <w:basedOn w:val="Subtitle"/>
+    <w:link w:val="SuptitleChar"/>
+    <w:qFormat/>
+    <w:rsid w:val="00457E44"/>
+    <w:pPr>
+      <w:spacing w:before="240" w:line="240" w:lineRule="auto"/>
+    </w:pPr>
+    <w:rPr>
+      <w:vertAlign w:val="subscript"/>
+    </w:rPr>
+  </w:style>
+  <w:style w:type="character" w:customStyle="1" w:styleId="SuptitleChar">
+    <w:name w:val="Suptitle Char"/>
+    <w:basedOn w:val="SubtitleChar"/>
+    <w:link w:val="Suptitle"/>
+    <w:rsid w:val="00457E44"/>
+    <w:rPr>
+      <w:rFonts w:asciiTheme="majorHAnsi" w:eastAsiaTheme="majorEastAsia" w:hAnsiTheme="majorHAnsi" w:cstheme="majorBidi"/>
+      <w:color w:val="7F7F7F" w:themeColor="text1" w:themeTint="80"/>
+      <w:spacing w:val="-10"/>
+      <w:kern w:val="28"/>
+      <w:sz w:val="72"/>
+      <w:szCs w:val="72"/>
+      <w:vertAlign w:val="subscript"/>
+    </w:rPr>
+  </w:style>
+  <w:style w:type="paragraph" w:styleId="Subtitle">
+    <w:name w:val="Subtitle"/>
+    <w:basedOn w:val="Title"/>
+    <w:next w:val="Normal"/>
+    <w:link w:val="SubtitleChar"/>
+    <w:uiPriority w:val="11"/>
+    <w:qFormat/>
+    <w:rsid w:val="00457E44"/>
+    <w:rPr>
+      <w:b w:val="0"/>
+      <w:bCs w:val="0"/>
+      <w:color w:val="7F7F7F" w:themeColor="text1" w:themeTint="80"/>
+      <w:vertAlign w:val="superscript"/>
+    </w:rPr>
+  </w:style>
+  <w:style w:type="character" w:customStyle="1" w:styleId="SubtitleChar">
+    <w:name w:val="Subtitle Char"/>
+    <w:basedOn w:val="DefaultParagraphFont"/>
+    <w:link w:val="Subtitle"/>
+    <w:uiPriority w:val="11"/>
+    <w:rsid w:val="00457E44"/>
+    <w:rPr>
+      <w:rFonts w:asciiTheme="majorHAnsi" w:eastAsiaTheme="majorEastAsia" w:hAnsiTheme="majorHAnsi" w:cstheme="majorBidi"/>
+      <w:color w:val="7F7F7F" w:themeColor="text1" w:themeTint="80"/>
+      <w:spacing w:val="-10"/>
+      <w:kern w:val="28"/>
+      <w:sz w:val="72"/>
+      <w:szCs w:val="72"/>
+      <w:vertAlign w:val="superscript"/>
+    </w:rPr>
+  </w:style>
+  <w:style w:type="paragraph" w:styleId="NoSpacing">
+    <w:name w:val="No Spacing"/>
+    <w:basedOn w:val="Normal"/>
+    <w:uiPriority w:val="1"/>
+    <w:qFormat/>
+    <w:rsid w:val="00457E44"/>
+    <w:pPr>
+      <w:spacing w:after="0"/>
+    </w:pPr>
+  </w:style>
+  <w:style w:type="character" w:customStyle="1" w:styleId="Heading2Char">
+    <w:name w:val="Heading 2 Char"/>
+    <w:basedOn w:val="DefaultParagraphFont"/>
+    <w:link w:val="Heading2"/>
+    <w:rsid w:val="00457E44"/>
+    <w:rPr>
+      <w:rFonts w:asciiTheme="majorHAnsi" w:eastAsiaTheme="majorEastAsia" w:hAnsiTheme="majorHAnsi" w:cstheme="minorHAnsi"/>
+      <w:b/>
+      <w:kern w:val="28"/>
+      <w:sz w:val="48"/>
+      <w:szCs w:val="48"/>
+    </w:rPr>
+  </w:style>
+  <w:style w:type="character" w:customStyle="1" w:styleId="Heading3Char">
+    <w:name w:val="Heading 3 Char"/>
+    <w:basedOn w:val="DefaultParagraphFont"/>
+    <w:link w:val="Heading3"/>
+    <w:rsid w:val="00457E44"/>
+    <w:rPr>
+      <w:rFonts w:asciiTheme="majorHAnsi" w:eastAsiaTheme="majorEastAsia" w:hAnsiTheme="majorHAnsi" w:cstheme="minorHAnsi"/>
+      <w:b/>
+      <w:kern w:val="28"/>
+      <w:sz w:val="40"/>
+      <w:szCs w:val="48"/>
+    </w:rPr>
+  </w:style>
+  <w:style w:type="character" w:customStyle="1" w:styleId="Heading4Char">
+    <w:name w:val="Heading 4 Char"/>
+    <w:basedOn w:val="DefaultParagraphFont"/>
+    <w:link w:val="Heading4"/>
+    <w:rsid w:val="00457E44"/>
+    <w:rPr>
+      <w:rFonts w:asciiTheme="majorHAnsi" w:eastAsiaTheme="majorEastAsia" w:hAnsiTheme="majorHAnsi" w:cstheme="minorHAnsi"/>
+      <w:b/>
+      <w:kern w:val="28"/>
+      <w:sz w:val="32"/>
+      <w:szCs w:val="48"/>
+    </w:rPr>
+  </w:style>
+  <w:style w:type="character" w:customStyle="1" w:styleId="Heading5Char">
+    <w:name w:val="Heading 5 Char"/>
+    <w:basedOn w:val="DefaultParagraphFont"/>
+    <w:link w:val="Heading5"/>
+    <w:rsid w:val="00457E44"/>
+    <w:rPr>
+      <w:rFonts w:asciiTheme="majorHAnsi" w:eastAsiaTheme="majorEastAsia" w:hAnsiTheme="majorHAnsi" w:cstheme="minorHAnsi"/>
+      <w:b/>
+      <w:kern w:val="28"/>
+      <w:sz w:val="28"/>
+      <w:szCs w:val="48"/>
+    </w:rPr>
+  </w:style>
+  <w:style w:type="character" w:customStyle="1" w:styleId="Heading6Char">
+    <w:name w:val="Heading 6 Char"/>
+    <w:basedOn w:val="DefaultParagraphFont"/>
+    <w:link w:val="Heading6"/>
+    <w:rsid w:val="00457E44"/>
+    <w:rPr>
+      <w:rFonts w:asciiTheme="majorHAnsi" w:eastAsiaTheme="majorEastAsia" w:hAnsiTheme="majorHAnsi" w:cstheme="minorHAnsi"/>
+      <w:b/>
+      <w:bCs/>
+      <w:kern w:val="28"/>
+      <w:sz w:val="24"/>
+      <w:szCs w:val="24"/>
+      <w:u w:val="single"/>
+    </w:rPr>
+  </w:style>
+  <w:style w:type="character" w:customStyle="1" w:styleId="Heading7Char">
+    <w:name w:val="Heading 7 Char"/>
+    <w:basedOn w:val="DefaultParagraphFont"/>
+    <w:link w:val="Heading7"/>
+    <w:rsid w:val="00457E44"/>
+    <w:rPr>
+      <w:rFonts w:asciiTheme="majorHAnsi" w:eastAsiaTheme="majorEastAsia" w:hAnsiTheme="majorHAnsi" w:cstheme="minorHAnsi"/>
+      <w:bCs/>
+      <w:sz w:val="24"/>
+      <w:szCs w:val="24"/>
+      <w:u w:val="single"/>
+    </w:rPr>
+  </w:style>
+  <w:style w:type="character" w:customStyle="1" w:styleId="Heading8Char">
+    <w:name w:val="Heading 8 Char"/>
+    <w:basedOn w:val="DefaultParagraphFont"/>
+    <w:link w:val="Heading8"/>
+    <w:rsid w:val="00457E44"/>
+    <w:rPr>
+      <w:rFonts w:asciiTheme="majorHAnsi" w:eastAsiaTheme="majorEastAsia" w:hAnsiTheme="majorHAnsi" w:cstheme="minorHAnsi"/>
+      <w:b/>
+      <w:bCs/>
+      <w:i/>
+      <w:iCs/>
+      <w:kern w:val="28"/>
+      <w:sz w:val="24"/>
+      <w:szCs w:val="24"/>
+    </w:rPr>
+  </w:style>
+  <w:style w:type="character" w:customStyle="1" w:styleId="Heading9Char">
+    <w:name w:val="Heading 9 Char"/>
+    <w:basedOn w:val="DefaultParagraphFont"/>
+    <w:link w:val="Heading9"/>
+    <w:rsid w:val="00457E44"/>
+    <w:rPr>
+      <w:rFonts w:asciiTheme="majorHAnsi" w:eastAsiaTheme="majorEastAsia" w:hAnsiTheme="majorHAnsi" w:cstheme="minorHAnsi"/>
+      <w:i/>
+      <w:iCs/>
+      <w:kern w:val="28"/>
+      <w:sz w:val="24"/>
+      <w:szCs w:val="24"/>
+    </w:rPr>
+  </w:style>
+  <w:style w:type="paragraph" w:styleId="Caption">
+    <w:name w:val="caption"/>
+    <w:basedOn w:val="Normal"/>
+    <w:next w:val="Normal"/>
+    <w:uiPriority w:val="35"/>
+    <w:semiHidden/>
+    <w:unhideWhenUsed/>
+    <w:qFormat/>
+    <w:rsid w:val="00457E44"/>
+    <w:pPr>
+      <w:spacing w:after="200"/>
+    </w:pPr>
+    <w:rPr>
+      <w:rFonts w:eastAsia="Times New Roman"/>
+      <w:i/>
+      <w:iCs/>
+      <w:color w:val="0E2841" w:themeColor="text2"/>
+      <w:szCs w:val="18"/>
+    </w:rPr>
+  </w:style>
+  <w:style w:type="paragraph" w:styleId="Title">
+    <w:name w:val="Title"/>
+    <w:basedOn w:val="NoSpacing"/>
+    <w:next w:val="Normal"/>
+    <w:link w:val="TitleChar"/>
+    <w:uiPriority w:val="10"/>
+    <w:qFormat/>
+    <w:rsid w:val="00457E44"/>
+    <w:rPr>
+      <w:rFonts w:asciiTheme="majorHAnsi" w:eastAsiaTheme="majorEastAsia" w:hAnsiTheme="majorHAnsi" w:cstheme="majorBidi"/>
+      <w:b/>
+      <w:bCs/>
+      <w:spacing w:val="-10"/>
+      <w:kern w:val="28"/>
+      <w:sz w:val="72"/>
+      <w:szCs w:val="72"/>
+    </w:rPr>
+  </w:style>
+  <w:style w:type="character" w:customStyle="1" w:styleId="TitleChar">
+    <w:name w:val="Title Char"/>
+    <w:basedOn w:val="DefaultParagraphFont"/>
+    <w:link w:val="Title"/>
+    <w:uiPriority w:val="10"/>
+    <w:rsid w:val="00457E44"/>
+    <w:rPr>
+      <w:rFonts w:asciiTheme="majorHAnsi" w:eastAsiaTheme="majorEastAsia" w:hAnsiTheme="majorHAnsi" w:cstheme="majorBidi"/>
+      <w:b/>
+      <w:bCs/>
+      <w:spacing w:val="-10"/>
+      <w:kern w:val="28"/>
+      <w:sz w:val="72"/>
+      <w:szCs w:val="72"/>
+    </w:rPr>
+  </w:style>
+  <w:style w:type="character" w:styleId="Strong">
+    <w:name w:val="Strong"/>
+    <w:uiPriority w:val="22"/>
+    <w:qFormat/>
+    <w:rsid w:val="00457E44"/>
+    <w:rPr>
+      <w:b/>
+      <w:bCs/>
+    </w:rPr>
+  </w:style>
+  <w:style w:type="character" w:styleId="Emphasis">
+    <w:name w:val="Emphasis"/>
+    <w:uiPriority w:val="20"/>
+    <w:qFormat/>
+    <w:rsid w:val="00457E44"/>
+    <w:rPr>
+      <w:rFonts w:asciiTheme="minorHAnsi" w:hAnsiTheme="minorHAnsi" w:cstheme="minorHAnsi"/>
+      <w:i/>
+      <w:iCs/>
+      <w:sz w:val="28"/>
+      <w:szCs w:val="28"/>
+    </w:rPr>
+  </w:style>
+  <w:style w:type="paragraph" w:styleId="ListParagraph">
+    <w:name w:val="List Paragraph"/>
+    <w:basedOn w:val="Normal"/>
+    <w:uiPriority w:val="34"/>
+    <w:qFormat/>
+    <w:rsid w:val="00457E44"/>
+    <w:pPr>
+      <w:ind w:left="720"/>
+      <w:contextualSpacing/>
+    </w:pPr>
+    <w:rPr>
+      <w:rFonts w:eastAsia="Times New Roman"/>
+    </w:rPr>
+  </w:style>
+  <w:style w:type="paragraph" w:styleId="Quote">
+    <w:name w:val="Quote"/>
+    <w:basedOn w:val="Normal"/>
+    <w:next w:val="Normal"/>
+    <w:link w:val="QuoteChar"/>
+    <w:uiPriority w:val="29"/>
+    <w:qFormat/>
+    <w:rsid w:val="00457E44"/>
+    <w:pPr>
+      <w:keepLines/>
+      <w:pageBreakBefore/>
+      <w:pBdr>
+        <w:left w:val="single" w:sz="4" w:space="7" w:color="auto"/>
+      </w:pBdr>
+      <w:spacing w:before="120" w:after="120"/>
+      <w:ind w:left="360"/>
+      <w:contextualSpacing/>
+      <w:mirrorIndents/>
+    </w:pPr>
+  </w:style>
+  <w:style w:type="character" w:customStyle="1" w:styleId="QuoteChar">
+    <w:name w:val="Quote Char"/>
+    <w:basedOn w:val="DefaultParagraphFont"/>
+    <w:link w:val="Quote"/>
+    <w:uiPriority w:val="29"/>
+    <w:rsid w:val="00457E44"/>
+    <w:rPr>
+      <w:rFonts w:cstheme="minorHAnsi"/>
+      <w:sz w:val="28"/>
+      <w:szCs w:val="28"/>
+    </w:rPr>
+  </w:style>
+  <w:style w:type="paragraph" w:styleId="IntenseQuote">
+    <w:name w:val="Intense Quote"/>
+    <w:basedOn w:val="Quote"/>
+    <w:next w:val="Normal"/>
+    <w:link w:val="IntenseQuoteChar"/>
+    <w:uiPriority w:val="30"/>
+    <w:qFormat/>
+    <w:rsid w:val="00457E44"/>
+    <w:pPr>
+      <w:pBdr>
+        <w:left w:val="single" w:sz="18" w:space="7" w:color="auto"/>
+      </w:pBdr>
+    </w:pPr>
+    <w:rPr>
+      <w:b/>
+      <w:bCs/>
+    </w:rPr>
+  </w:style>
+  <w:style w:type="character" w:customStyle="1" w:styleId="IntenseQuoteChar">
+    <w:name w:val="Intense Quote Char"/>
+    <w:basedOn w:val="DefaultParagraphFont"/>
+    <w:link w:val="IntenseQuote"/>
+    <w:uiPriority w:val="30"/>
+    <w:rsid w:val="00457E44"/>
+    <w:rPr>
+      <w:rFonts w:cstheme="minorHAnsi"/>
+      <w:b/>
+      <w:bCs/>
+      <w:sz w:val="28"/>
+      <w:szCs w:val="28"/>
+    </w:rPr>
+  </w:style>
+  <w:style w:type="character" w:styleId="SubtleEmphasis">
+    <w:name w:val="Subtle Emphasis"/>
+    <w:basedOn w:val="Emphasis"/>
+    <w:uiPriority w:val="19"/>
+    <w:qFormat/>
+    <w:rsid w:val="00457E44"/>
+    <w:rPr>
+      <w:rFonts w:asciiTheme="minorHAnsi" w:hAnsiTheme="minorHAnsi" w:cs="Calibri Light"/>
+      <w:i/>
+      <w:iCs/>
+      <w:color w:val="7F7F7F" w:themeColor="text1" w:themeTint="80"/>
+      <w:sz w:val="28"/>
+      <w:szCs w:val="28"/>
+    </w:rPr>
+  </w:style>
+  <w:style w:type="character" w:styleId="IntenseEmphasis">
+    <w:name w:val="Intense Emphasis"/>
+    <w:basedOn w:val="Emphasis"/>
+    <w:uiPriority w:val="21"/>
+    <w:qFormat/>
+    <w:rsid w:val="00457E44"/>
+    <w:rPr>
+      <w:rFonts w:asciiTheme="minorHAnsi" w:hAnsiTheme="minorHAnsi" w:cstheme="minorHAnsi"/>
+      <w:b/>
+      <w:bCs/>
+      <w:i/>
+      <w:iCs/>
+      <w:sz w:val="28"/>
+      <w:szCs w:val="28"/>
+    </w:rPr>
+  </w:style>
+  <w:style w:type="character" w:styleId="SubtleReference">
+    <w:name w:val="Subtle Reference"/>
+    <w:uiPriority w:val="31"/>
+    <w:qFormat/>
+    <w:rsid w:val="00457E44"/>
+    <w:rPr>
+      <w:caps/>
+      <w:color w:val="7F7F7F" w:themeColor="text1" w:themeTint="80"/>
+      <w:sz w:val="22"/>
+      <w:szCs w:val="22"/>
+    </w:rPr>
+  </w:style>
+  <w:style w:type="character" w:styleId="IntenseReference">
+    <w:name w:val="Intense Reference"/>
+    <w:basedOn w:val="SubtleReference"/>
+    <w:uiPriority w:val="32"/>
+    <w:qFormat/>
+    <w:rsid w:val="00457E44"/>
+    <w:rPr>
+      <w:b/>
+      <w:bCs/>
+      <w:caps/>
+      <w:color w:val="7F7F7F" w:themeColor="text1" w:themeTint="80"/>
+      <w:sz w:val="22"/>
+      <w:szCs w:val="22"/>
+    </w:rPr>
+  </w:style>
+  <w:style w:type="character" w:styleId="BookTitle">
+    <w:name w:val="Book Title"/>
+    <w:basedOn w:val="DefaultParagraphFont"/>
+    <w:uiPriority w:val="33"/>
+    <w:qFormat/>
+    <w:rsid w:val="00457E44"/>
+    <w:rPr>
+      <w:b/>
+      <w:bCs/>
+      <w:i/>
+      <w:iCs/>
+      <w:spacing w:val="5"/>
     </w:rPr>
   </w:style>
 </w:styles>
